--- a/svoyo-delo/대본/4부/07화_Pryamoy_efir.docx
+++ b/svoyo-delo/대본/4부/07화_Pryamoy_efir.docx
@@ -359,7 +359,7 @@
         <w:t xml:space="preserve"> </w:t>
       </w:r>
       <w:r>
-        <w:t xml:space="preserve">- 규칙: 지문 없음. 전 화 100% 「화자명: 대사」. 1턴 15단어 이내 + 긴 턴 10~15회(25~35단어). 문법 초점(B2): 구어체 호칭(Девочки, привет!), 수사 생략 표현(Девять восемьсот, Две с половиной), 부정 대명사(никому, ни одного), 인용 화법(Пишут: «…»).</w:t>
+        <w:t xml:space="preserve">- 규칙: 지문 없음. 전 화 100% 「화자명: 대사」. 1턴 20단어 이내 + 긴 턴 10~15회(30~50단어). 문법 초점(B2): 구어체 호칭(Девочки, привет!), 수사 생략 표현(Девять восемьсот, Две с половиной), 부정 대명사(никому, ни одного), 인용 화법(Пишут: «…»).</w:t>
       </w:r>
       <w:r>
         <w:t xml:space="preserve"> </w:t>
@@ -1233,71 +1233,71 @@
         <w:pStyle w:val="FirstParagraph"/>
       </w:pPr>
       <w:r>
-        <w:t xml:space="preserve">KRISTINA: Пришли. Я думала, не придёте. Это кто с вами?</w:t>
-      </w:r>
-    </w:p>
-    <w:p>
-      <w:pPr>
-        <w:pStyle w:val="BodyText"/>
-      </w:pPr>
-      <w:r>
-        <w:t xml:space="preserve">ALEKSEY: Елена Викторовна Корнилова. Врач. Тридцать лет практики.</w:t>
-      </w:r>
-    </w:p>
-    <w:p>
-      <w:pPr>
-        <w:pStyle w:val="BodyText"/>
-      </w:pPr>
-      <w:r>
-        <w:t xml:space="preserve">KORNILOVA: Добрый вечер. Где можно поставить папку?</w:t>
-      </w:r>
-    </w:p>
-    <w:p>
-      <w:pPr>
-        <w:pStyle w:val="BodyText"/>
-      </w:pPr>
-      <w:r>
-        <w:t xml:space="preserve">KRISTINA: На стол. Только не на лампу. Лампа — тридцать тысяч.</w:t>
-      </w:r>
-    </w:p>
-    <w:p>
-      <w:pPr>
-        <w:pStyle w:val="BodyText"/>
-      </w:pPr>
-      <w:r>
-        <w:t xml:space="preserve">DIMA: Я посижу в углу. В кадр не попаду. Буду смотреть комментарии.</w:t>
-      </w:r>
-    </w:p>
-    <w:p>
-      <w:pPr>
-        <w:pStyle w:val="BodyText"/>
-      </w:pPr>
-      <w:r>
-        <w:t xml:space="preserve">KRISTINA: Правила мои. Без юристов. Без бумажек на полэкрана. Говорим как люди.</w:t>
-      </w:r>
-    </w:p>
-    <w:p>
-      <w:pPr>
-        <w:pStyle w:val="BodyText"/>
-      </w:pPr>
-      <w:r>
-        <w:t xml:space="preserve">ALEKSEY: Согласен. Одно условие с нашей стороны.</w:t>
-      </w:r>
-    </w:p>
-    <w:p>
-      <w:pPr>
-        <w:pStyle w:val="BodyText"/>
-      </w:pPr>
-      <w:r>
-        <w:t xml:space="preserve">KRISTINA: Какое?</w:t>
-      </w:r>
-    </w:p>
-    <w:p>
-      <w:pPr>
-        <w:pStyle w:val="BodyText"/>
-      </w:pPr>
-      <w:r>
-        <w:t xml:space="preserve">ALEKSEY: Давайте честно. Вы спрашиваете что угодно — мы отвечаем. Мы спрашиваем — вы отвечаете.</w:t>
+        <w:t xml:space="preserve">KRISTINA: Всё-таки пришли. А я, честно говоря, думала, что вы не придёте. Кто это с вами?</w:t>
+      </w:r>
+    </w:p>
+    <w:p>
+      <w:pPr>
+        <w:pStyle w:val="BodyText"/>
+      </w:pPr>
+      <w:r>
+        <w:t xml:space="preserve">ALEKSEY: Это Елена Викторовна Корнилова, врач, у неё тридцать лет практики.</w:t>
+      </w:r>
+    </w:p>
+    <w:p>
+      <w:pPr>
+        <w:pStyle w:val="BodyText"/>
+      </w:pPr>
+      <w:r>
+        <w:t xml:space="preserve">KORNILOVA: Добрый вечер. Скажите, куда можно поставить мою папку?</w:t>
+      </w:r>
+    </w:p>
+    <w:p>
+      <w:pPr>
+        <w:pStyle w:val="BodyText"/>
+      </w:pPr>
+      <w:r>
+        <w:t xml:space="preserve">KRISTINA: На стол, только не на лампу, потому что лампа стоит тридцать тысяч.</w:t>
+      </w:r>
+    </w:p>
+    <w:p>
+      <w:pPr>
+        <w:pStyle w:val="BodyText"/>
+      </w:pPr>
+      <w:r>
+        <w:t xml:space="preserve">DIMA: А я посижу в углу, в кадр не попаду. Буду смотреть комментарии.</w:t>
+      </w:r>
+    </w:p>
+    <w:p>
+      <w:pPr>
+        <w:pStyle w:val="BodyText"/>
+      </w:pPr>
+      <w:r>
+        <w:t xml:space="preserve">KRISTINA: Правила здесь мои: без юристов и без бумажек на полэкрана. Говорим как нормальные люди.</w:t>
+      </w:r>
+    </w:p>
+    <w:p>
+      <w:pPr>
+        <w:pStyle w:val="BodyText"/>
+      </w:pPr>
+      <w:r>
+        <w:t xml:space="preserve">ALEKSEY: Согласен. Но у нас тоже есть одно условие.</w:t>
+      </w:r>
+    </w:p>
+    <w:p>
+      <w:pPr>
+        <w:pStyle w:val="BodyText"/>
+      </w:pPr>
+      <w:r>
+        <w:t xml:space="preserve">KRISTINA: И какое же условие? Говорите, я слушаю.</w:t>
+      </w:r>
+    </w:p>
+    <w:p>
+      <w:pPr>
+        <w:pStyle w:val="BodyText"/>
+      </w:pPr>
+      <w:r>
+        <w:t xml:space="preserve">ALEKSEY: Давайте честно. Вы спрашиваете что угодно, и мы отвечаем. А когда спрашиваем мы, отвечаете вы.</w:t>
       </w:r>
     </w:p>
     <w:p>
@@ -1321,31 +1321,31 @@
         <w:pStyle w:val="BodyText"/>
       </w:pPr>
       <w:r>
-        <w:t xml:space="preserve">KRISTINA: Ладно. Честно так честно. Вы записываете?</w:t>
-      </w:r>
-    </w:p>
-    <w:p>
-      <w:pPr>
-        <w:pStyle w:val="BodyText"/>
-      </w:pPr>
-      <w:r>
-        <w:t xml:space="preserve">DIMA: Нет. Без вашего согласия не записываем. Это наше правило.</w:t>
-      </w:r>
-    </w:p>
-    <w:p>
-      <w:pPr>
-        <w:pStyle w:val="BodyText"/>
-      </w:pPr>
-      <w:r>
-        <w:t xml:space="preserve">KRISTINA: Странные вы. Все записывают. Семь ноль-ноль. Включаю.</w:t>
-      </w:r>
-    </w:p>
-    <w:p>
-      <w:pPr>
-        <w:pStyle w:val="BodyText"/>
-      </w:pPr>
-      <w:r>
-        <w:t xml:space="preserve">KORNILOVA: Включайте. Я в эфире не была никогда. Но в операционной была.</w:t>
+        <w:t xml:space="preserve">KRISTINA: Ладно, честно так честно. А вы сейчас записываете?</w:t>
+      </w:r>
+    </w:p>
+    <w:p>
+      <w:pPr>
+        <w:pStyle w:val="BodyText"/>
+      </w:pPr>
+      <w:r>
+        <w:t xml:space="preserve">DIMA: Нет. Без вашего согласия мы ничего не записываем, это наше правило.</w:t>
+      </w:r>
+    </w:p>
+    <w:p>
+      <w:pPr>
+        <w:pStyle w:val="BodyText"/>
+      </w:pPr>
+      <w:r>
+        <w:t xml:space="preserve">KRISTINA: Странные вы люди, ведь все записывают. Уже семь ноль-ноль, я включаю.</w:t>
+      </w:r>
+    </w:p>
+    <w:p>
+      <w:pPr>
+        <w:pStyle w:val="BodyText"/>
+      </w:pPr>
+      <w:r>
+        <w:t xml:space="preserve">KORNILOVA: Включайте. В эфире я никогда не была, зато в операционной была много раз.</w:t>
       </w:r>
     </w:p>
     <w:bookmarkEnd w:id="21"/>
@@ -1363,183 +1363,183 @@
         <w:pStyle w:val="FirstParagraph"/>
       </w:pPr>
       <w:r>
-        <w:t xml:space="preserve">KRISTINA: Девочки, привет! Сегодня у нас гости. Те самые, с открыткой. Алексей, директор. И доктор.</w:t>
-      </w:r>
-    </w:p>
-    <w:p>
-      <w:pPr>
-        <w:pStyle w:val="BodyText"/>
-      </w:pPr>
-      <w:r>
-        <w:t xml:space="preserve">ALEKSEY: Добрый вечер. Спасибо, что позвали.</w:t>
-      </w:r>
-    </w:p>
-    <w:p>
-      <w:pPr>
-        <w:pStyle w:val="BodyText"/>
-      </w:pPr>
-      <w:r>
-        <w:t xml:space="preserve">KRISTINA: Первый вопрос — от меня. Честно: почему ваш гель стоит в два раза дороже?</w:t>
-      </w:r>
-    </w:p>
-    <w:p>
-      <w:pPr>
-        <w:pStyle w:val="BodyText"/>
-      </w:pPr>
-      <w:r>
-        <w:t xml:space="preserve">ALEKSEY: Честно. Девять восемьсот за шприц. Закупка у завода — две с половиной. Таможня, налоги, доставка в холоде — ещё полторы. Регистрация стоила шесть миллионов, возвращаем с каждого шприца. Линия осложнений, обучение. Остаётся около тысячи.</w:t>
-      </w:r>
-    </w:p>
-    <w:p>
-      <w:pPr>
-        <w:pStyle w:val="BodyText"/>
-      </w:pPr>
-      <w:r>
-        <w:t xml:space="preserve">KRISTINA: Тысяча. С десяти. Не верю.</w:t>
-      </w:r>
-    </w:p>
-    <w:p>
-      <w:pPr>
-        <w:pStyle w:val="BodyText"/>
-      </w:pPr>
-      <w:r>
-        <w:t xml:space="preserve">ALEKSEY: Можете не верить. Отчёт за год — в налоговой. Семь миллионов на двадцать человек.</w:t>
-      </w:r>
-    </w:p>
-    <w:p>
-      <w:pPr>
-        <w:pStyle w:val="BodyText"/>
-      </w:pPr>
-      <w:r>
-        <w:t xml:space="preserve">KRISTINA: Девочки пишут: «Врёт». Пишут: «Откат врачам». Это правда? Вы платите врачам?</w:t>
-      </w:r>
-    </w:p>
-    <w:p>
-      <w:pPr>
-        <w:pStyle w:val="BodyText"/>
-      </w:pPr>
-      <w:r>
-        <w:t xml:space="preserve">KORNILOVA: Мне платят. Двадцать семь тысяч двести пятьдесят рублей в день. За обучение. Вот договор.</w:t>
-      </w:r>
-    </w:p>
-    <w:p>
-      <w:pPr>
-        <w:pStyle w:val="BodyText"/>
-      </w:pPr>
-      <w:r>
-        <w:t xml:space="preserve">KRISTINA: Договор. Девочки, она показывает договор. Ну и что? Это и есть откат.</w:t>
-      </w:r>
-    </w:p>
-    <w:p>
-      <w:pPr>
-        <w:pStyle w:val="BodyText"/>
-      </w:pPr>
-      <w:r>
-        <w:t xml:space="preserve">KORNILOVA: Откат — это процент с продаж. Здесь процента нет. Ни одного. Я получаю одинаково, продали они после моего курса тысячу шприцев или ни одного. Это написано в пункте четыре.</w:t>
-      </w:r>
-    </w:p>
-    <w:p>
-      <w:pPr>
-        <w:pStyle w:val="BodyText"/>
-      </w:pPr>
-      <w:r>
-        <w:t xml:space="preserve">KRISTINA: Тогда зачем вы учите? Если не с продаж?</w:t>
-      </w:r>
-    </w:p>
-    <w:p>
-      <w:pPr>
-        <w:pStyle w:val="BodyText"/>
-      </w:pPr>
-      <w:r>
-        <w:t xml:space="preserve">KORNILOVA: Потому что двадцать лет я исправляю чужие ошибки. По ночам, по выходным, на Новый год. Мне надоело. Я хочу, чтобы ошибок стало меньше, а моих ночей — больше.</w:t>
-      </w:r>
-    </w:p>
-    <w:p>
-      <w:pPr>
-        <w:pStyle w:val="BodyText"/>
-      </w:pPr>
-      <w:r>
-        <w:t xml:space="preserve">KRISTINA: Пишут: «А сколько вы берёте с пациентки?»</w:t>
-      </w:r>
-    </w:p>
-    <w:p>
-      <w:pPr>
-        <w:pStyle w:val="BodyText"/>
-      </w:pPr>
-      <w:r>
-        <w:t xml:space="preserve">KORNILOVA: Двадцать две тысячи за губы. Из них гель — десять. Остальное — моя работа, стерильность, осмотр через две недели. И телефон, по которому мне можно позвонить ночью.</w:t>
-      </w:r>
-    </w:p>
-    <w:p>
-      <w:pPr>
-        <w:pStyle w:val="BodyText"/>
-      </w:pPr>
-      <w:r>
-        <w:t xml:space="preserve">KRISTINA: Ночью? Вы берёте трубку ночью?</w:t>
-      </w:r>
-    </w:p>
-    <w:p>
-      <w:pPr>
-        <w:pStyle w:val="BodyText"/>
-      </w:pPr>
-      <w:r>
-        <w:t xml:space="preserve">KORNILOVA: Месяц назад я не спала всю ночь. Лечила губу. Не моей пациентки.</w:t>
-      </w:r>
-    </w:p>
-    <w:p>
-      <w:pPr>
-        <w:pStyle w:val="BodyText"/>
-      </w:pPr>
-      <w:r>
-        <w:t xml:space="preserve">KRISTINA: А чьей?</w:t>
-      </w:r>
-    </w:p>
-    <w:p>
-      <w:pPr>
-        <w:pStyle w:val="BodyText"/>
-      </w:pPr>
-      <w:r>
-        <w:t xml:space="preserve">KORNILOVA: Мастера из Подольска. Её зовут Алёна. Она здесь, наверное, в эфире.</w:t>
-      </w:r>
-    </w:p>
-    <w:p>
-      <w:pPr>
-        <w:pStyle w:val="BodyText"/>
-      </w:pPr>
-      <w:r>
-        <w:t xml:space="preserve">DIMA: Комментарий. «Алёна П.: Я здесь». Только что.</w:t>
-      </w:r>
-    </w:p>
-    <w:p>
-      <w:pPr>
-        <w:pStyle w:val="BodyText"/>
-      </w:pPr>
-      <w:r>
-        <w:t xml:space="preserve">KRISTINA: Алёна, привет. Девочки, это… это наша Алёна. С моего курса.</w:t>
-      </w:r>
-    </w:p>
-    <w:p>
-      <w:pPr>
-        <w:pStyle w:val="BodyText"/>
-      </w:pPr>
-      <w:r>
-        <w:t xml:space="preserve">ALEKSEY: Кристина, можно мне вопрос? По правилу. Честно.</w:t>
-      </w:r>
-    </w:p>
-    <w:p>
-      <w:pPr>
-        <w:pStyle w:val="BodyText"/>
-      </w:pPr>
-      <w:r>
-        <w:t xml:space="preserve">KRISTINA: Давайте. Я не боюсь.</w:t>
-      </w:r>
-    </w:p>
-    <w:p>
-      <w:pPr>
-        <w:pStyle w:val="BodyText"/>
-      </w:pPr>
-      <w:r>
-        <w:t xml:space="preserve">ALEKSEY: Сколько вы зарабатываете на одном шприце?</w:t>
+        <w:t xml:space="preserve">KRISTINA: Девочки, привет! Сегодня у нас гости, те самые, с открыткой: директор Алексей и доктор.</w:t>
+      </w:r>
+    </w:p>
+    <w:p>
+      <w:pPr>
+        <w:pStyle w:val="BodyText"/>
+      </w:pPr>
+      <w:r>
+        <w:t xml:space="preserve">ALEKSEY: Добрый вечер всем. Спасибо, что позвали нас.</w:t>
+      </w:r>
+    </w:p>
+    <w:p>
+      <w:pPr>
+        <w:pStyle w:val="BodyText"/>
+      </w:pPr>
+      <w:r>
+        <w:t xml:space="preserve">KRISTINA: Первый вопрос будет от меня. Скажите честно: почему ваш гель стоит в два раза дороже?</w:t>
+      </w:r>
+    </w:p>
+    <w:p>
+      <w:pPr>
+        <w:pStyle w:val="BodyText"/>
+      </w:pPr>
+      <w:r>
+        <w:t xml:space="preserve">ALEKSEY: Честно. Девять восемьсот за шприц. Закупка у завода — две с половиной. Таможня, налоги, доставка в холоде — ещё полторы. Регистрация стоила шесть миллионов, и мы возвращаем их с каждого шприца. Потом линия осложнений и обучение. В итоге остаётся около тысячи.</w:t>
+      </w:r>
+    </w:p>
+    <w:p>
+      <w:pPr>
+        <w:pStyle w:val="BodyText"/>
+      </w:pPr>
+      <w:r>
+        <w:t xml:space="preserve">KRISTINA: Тысяча из десяти? Извините, но я не верю.</w:t>
+      </w:r>
+    </w:p>
+    <w:p>
+      <w:pPr>
+        <w:pStyle w:val="BodyText"/>
+      </w:pPr>
+      <w:r>
+        <w:t xml:space="preserve">ALEKSEY: Можете не верить. Отчёт за год — в налоговой: семь миллионов на двадцать человек.</w:t>
+      </w:r>
+    </w:p>
+    <w:p>
+      <w:pPr>
+        <w:pStyle w:val="BodyText"/>
+      </w:pPr>
+      <w:r>
+        <w:t xml:space="preserve">KRISTINA: Девочки пишут: «Врёт». Ещё пишут: «Откат врачам». Это правда? Вы платите врачам?</w:t>
+      </w:r>
+    </w:p>
+    <w:p>
+      <w:pPr>
+        <w:pStyle w:val="BodyText"/>
+      </w:pPr>
+      <w:r>
+        <w:t xml:space="preserve">KORNILOVA: Мне платят двадцать семь тысяч двести пятьдесят рублей в день за обучение. Вот мой договор.</w:t>
+      </w:r>
+    </w:p>
+    <w:p>
+      <w:pPr>
+        <w:pStyle w:val="BodyText"/>
+      </w:pPr>
+      <w:r>
+        <w:t xml:space="preserve">KRISTINA: Девочки, она показывает договор. Ну и что? Это и есть откат, разве нет?</w:t>
+      </w:r>
+    </w:p>
+    <w:p>
+      <w:pPr>
+        <w:pStyle w:val="BodyText"/>
+      </w:pPr>
+      <w:r>
+        <w:t xml:space="preserve">KORNILOVA: Откат — это процент с продаж, а здесь процента нет ни одного. Я получаю одинаково, продали они после моего курса тысячу шприцев или ни одного. Это написано в пункте четыре, можете прочитать сами.</w:t>
+      </w:r>
+    </w:p>
+    <w:p>
+      <w:pPr>
+        <w:pStyle w:val="BodyText"/>
+      </w:pPr>
+      <w:r>
+        <w:t xml:space="preserve">KRISTINA: Тогда зачем вы вообще учите, если не получаете с продаж?</w:t>
+      </w:r>
+    </w:p>
+    <w:p>
+      <w:pPr>
+        <w:pStyle w:val="BodyText"/>
+      </w:pPr>
+      <w:r>
+        <w:t xml:space="preserve">KORNILOVA: Потому что двадцать лет я исправляю чужие ошибки: по ночам, по выходным и на Новый год. Мне это надоело. Я хочу, чтобы ошибок стало меньше, а моих свободных ночей стало больше.</w:t>
+      </w:r>
+    </w:p>
+    <w:p>
+      <w:pPr>
+        <w:pStyle w:val="BodyText"/>
+      </w:pPr>
+      <w:r>
+        <w:t xml:space="preserve">KRISTINA: Девочки спрашивают: «А сколько вы берёте с пациентки?»</w:t>
+      </w:r>
+    </w:p>
+    <w:p>
+      <w:pPr>
+        <w:pStyle w:val="BodyText"/>
+      </w:pPr>
+      <w:r>
+        <w:t xml:space="preserve">KORNILOVA: Двадцать две тысячи за губы, из них гель стоит десять. Остальное — это моя работа, стерильность и осмотр через две недели. И ещё мой личный телефон, по которому мне можно позвонить даже ночью.</w:t>
+      </w:r>
+    </w:p>
+    <w:p>
+      <w:pPr>
+        <w:pStyle w:val="BodyText"/>
+      </w:pPr>
+      <w:r>
+        <w:t xml:space="preserve">KRISTINA: Ночью? Вы правда берёте трубку ночью?</w:t>
+      </w:r>
+    </w:p>
+    <w:p>
+      <w:pPr>
+        <w:pStyle w:val="BodyText"/>
+      </w:pPr>
+      <w:r>
+        <w:t xml:space="preserve">KORNILOVA: Месяц назад я не спала всю ночь, потому что лечила губу. И это была не моя пациентка.</w:t>
+      </w:r>
+    </w:p>
+    <w:p>
+      <w:pPr>
+        <w:pStyle w:val="BodyText"/>
+      </w:pPr>
+      <w:r>
+        <w:t xml:space="preserve">KRISTINA: А чья же тогда?</w:t>
+      </w:r>
+    </w:p>
+    <w:p>
+      <w:pPr>
+        <w:pStyle w:val="BodyText"/>
+      </w:pPr>
+      <w:r>
+        <w:t xml:space="preserve">KORNILOVA: Пациентка мастера из Подольска, её зовут Алёна. Наверное, она сейчас здесь, в эфире.</w:t>
+      </w:r>
+    </w:p>
+    <w:p>
+      <w:pPr>
+        <w:pStyle w:val="BodyText"/>
+      </w:pPr>
+      <w:r>
+        <w:t xml:space="preserve">DIMA: Есть комментарий: «Алёна П.: Я здесь». Только что пришёл.</w:t>
+      </w:r>
+    </w:p>
+    <w:p>
+      <w:pPr>
+        <w:pStyle w:val="BodyText"/>
+      </w:pPr>
+      <w:r>
+        <w:t xml:space="preserve">KRISTINA: Алёна, привет. Девочки, это… это наша Алёна, она с моего курса.</w:t>
+      </w:r>
+    </w:p>
+    <w:p>
+      <w:pPr>
+        <w:pStyle w:val="BodyText"/>
+      </w:pPr>
+      <w:r>
+        <w:t xml:space="preserve">ALEKSEY: Кристина, можно теперь мне задать вопрос? По нашему правилу и честно.</w:t>
+      </w:r>
+    </w:p>
+    <w:p>
+      <w:pPr>
+        <w:pStyle w:val="BodyText"/>
+      </w:pPr>
+      <w:r>
+        <w:t xml:space="preserve">KRISTINA: Давайте, я не боюсь.</w:t>
+      </w:r>
+    </w:p>
+    <w:p>
+      <w:pPr>
+        <w:pStyle w:val="BodyText"/>
+      </w:pPr>
+      <w:r>
+        <w:t xml:space="preserve">ALEKSEY: Скажите, сколько вы зарабатываете на одном шприце, который продаёте?</w:t>
       </w:r>
     </w:p>
     <w:p>
@@ -1555,87 +1555,87 @@
         <w:pStyle w:val="BodyText"/>
       </w:pPr>
       <w:r>
-        <w:t xml:space="preserve">ALEKSEY: Вы спросили нас. Мы ответили. Тысяча.</w:t>
-      </w:r>
-    </w:p>
-    <w:p>
-      <w:pPr>
-        <w:pStyle w:val="BodyText"/>
-      </w:pPr>
-      <w:r>
-        <w:t xml:space="preserve">KRISTINA: Ладно. Покупаю за тысячу восемьсот. Мастерам — за четыре девятьсот. Колю — за семь.</w:t>
-      </w:r>
-    </w:p>
-    <w:p>
-      <w:pPr>
-        <w:pStyle w:val="BodyText"/>
-      </w:pPr>
-      <w:r>
-        <w:t xml:space="preserve">KORNILOVA: Тысяча восемьсот. Это меньше, чем стоит настоящий гель на заводе в Корее.</w:t>
-      </w:r>
-    </w:p>
-    <w:p>
-      <w:pPr>
-        <w:pStyle w:val="BodyText"/>
-      </w:pPr>
-      <w:r>
-        <w:t xml:space="preserve">KRISTINA: Ну, у поставщика скидка. Оптом.</w:t>
-      </w:r>
-    </w:p>
-    <w:p>
-      <w:pPr>
-        <w:pStyle w:val="BodyText"/>
-      </w:pPr>
-      <w:r>
-        <w:t xml:space="preserve">KORNILOVA: Оптом. Я тоже покупаю оптом. Мне такой скидки никто не давал.</w:t>
-      </w:r>
-    </w:p>
-    <w:p>
-      <w:pPr>
-        <w:pStyle w:val="BodyText"/>
-      </w:pPr>
-      <w:r>
-        <w:t xml:space="preserve">ALEKSEY: Завод не продаёт ниже себестоимости. Никому. Даже оптом.</w:t>
-      </w:r>
-    </w:p>
-    <w:p>
-      <w:pPr>
-        <w:pStyle w:val="BodyText"/>
-      </w:pPr>
-      <w:r>
-        <w:t xml:space="preserve">KRISTINA: Девочки пишут: «Значит, у Кристины подделка?» Нет! Девочки, у меня оригинал. Мне так сказали.</w:t>
-      </w:r>
-    </w:p>
-    <w:p>
-      <w:pPr>
-        <w:pStyle w:val="BodyText"/>
-      </w:pPr>
-      <w:r>
-        <w:t xml:space="preserve">KORNILOVA: Вам так сказали. Вот. Это самое честное, что вы сказали за вечер.</w:t>
-      </w:r>
-    </w:p>
-    <w:p>
-      <w:pPr>
-        <w:pStyle w:val="BodyText"/>
-      </w:pPr>
-      <w:r>
-        <w:t xml:space="preserve">KRISTINA: Не надо меня ловить. Я вас позвала не для этого.</w:t>
-      </w:r>
-    </w:p>
-    <w:p>
-      <w:pPr>
-        <w:pStyle w:val="BodyText"/>
-      </w:pPr>
-      <w:r>
-        <w:t xml:space="preserve">ALEKSEY: Мы не ловим. Мы отвечаем на ваши вопросы. Вы отвечаете на наши. Как договорились.</w:t>
-      </w:r>
-    </w:p>
-    <w:p>
-      <w:pPr>
-        <w:pStyle w:val="BodyText"/>
-      </w:pPr>
-      <w:r>
-        <w:t xml:space="preserve">KRISTINA: Зрителей — девять тысяч. Никогда столько не было. Ладно. Ваш вопрос, доктор.</w:t>
+        <w:t xml:space="preserve">ALEKSEY: Вы спросили нас, и мы ответили: тысяча. Теперь ваша очередь.</w:t>
+      </w:r>
+    </w:p>
+    <w:p>
+      <w:pPr>
+        <w:pStyle w:val="BodyText"/>
+      </w:pPr>
+      <w:r>
+        <w:t xml:space="preserve">KRISTINA: Ладно. Покупаю за тысячу восемьсот, мастерам продаю за четыре девятьсот, а колю за семь.</w:t>
+      </w:r>
+    </w:p>
+    <w:p>
+      <w:pPr>
+        <w:pStyle w:val="BodyText"/>
+      </w:pPr>
+      <w:r>
+        <w:t xml:space="preserve">KORNILOVA: Тысяча восемьсот? Но это меньше, чем стоит настоящий гель на заводе в Корее.</w:t>
+      </w:r>
+    </w:p>
+    <w:p>
+      <w:pPr>
+        <w:pStyle w:val="BodyText"/>
+      </w:pPr>
+      <w:r>
+        <w:t xml:space="preserve">KRISTINA: Ну, у поставщика скидка, потому что он берёт оптом.</w:t>
+      </w:r>
+    </w:p>
+    <w:p>
+      <w:pPr>
+        <w:pStyle w:val="BodyText"/>
+      </w:pPr>
+      <w:r>
+        <w:t xml:space="preserve">KORNILOVA: Оптом? Я тоже покупаю оптом, но такой скидки мне никто никогда не давал.</w:t>
+      </w:r>
+    </w:p>
+    <w:p>
+      <w:pPr>
+        <w:pStyle w:val="BodyText"/>
+      </w:pPr>
+      <w:r>
+        <w:t xml:space="preserve">ALEKSEY: Завод никому не продаёт ниже себестоимости, даже оптом.</w:t>
+      </w:r>
+    </w:p>
+    <w:p>
+      <w:pPr>
+        <w:pStyle w:val="BodyText"/>
+      </w:pPr>
+      <w:r>
+        <w:t xml:space="preserve">KRISTINA: Девочки пишут: «Значит, у Кристины подделка?» Нет, девочки! У меня оригинал. Мне так сказали.</w:t>
+      </w:r>
+    </w:p>
+    <w:p>
+      <w:pPr>
+        <w:pStyle w:val="BodyText"/>
+      </w:pPr>
+      <w:r>
+        <w:t xml:space="preserve">KORNILOVA: «Мне так сказали»… Вот это самое честное, что вы сказали за весь вечер.</w:t>
+      </w:r>
+    </w:p>
+    <w:p>
+      <w:pPr>
+        <w:pStyle w:val="BodyText"/>
+      </w:pPr>
+      <w:r>
+        <w:t xml:space="preserve">KRISTINA: Не надо меня ловить на словах. Я вас позвала не для этого.</w:t>
+      </w:r>
+    </w:p>
+    <w:p>
+      <w:pPr>
+        <w:pStyle w:val="BodyText"/>
+      </w:pPr>
+      <w:r>
+        <w:t xml:space="preserve">ALEKSEY: Мы вас не ловим. Мы отвечаем на ваши вопросы, а вы отвечаете на наши, как мы и договорились.</w:t>
+      </w:r>
+    </w:p>
+    <w:p>
+      <w:pPr>
+        <w:pStyle w:val="BodyText"/>
+      </w:pPr>
+      <w:r>
+        <w:t xml:space="preserve">KRISTINA: Зрителей уже девять тысяч, никогда столько не было. Ладно, доктор, теперь ваш вопрос.</w:t>
       </w:r>
     </w:p>
     <w:bookmarkEnd w:id="22"/>
@@ -1653,239 +1653,239 @@
         <w:pStyle w:val="FirstParagraph"/>
       </w:pPr>
       <w:r>
-        <w:t xml:space="preserve">KORNILOVA: Кристина, давайте честно. Вы знаете, откуда ваш гель?</w:t>
-      </w:r>
-    </w:p>
-    <w:p>
-      <w:pPr>
-        <w:pStyle w:val="BodyText"/>
-      </w:pPr>
-      <w:r>
-        <w:t xml:space="preserve">KRISTINA: От поставщика.</w:t>
-      </w:r>
-    </w:p>
-    <w:p>
-      <w:pPr>
-        <w:pStyle w:val="BodyText"/>
-      </w:pPr>
-      <w:r>
-        <w:t xml:space="preserve">KORNILOVA: Как его зовут?</w:t>
-      </w:r>
-    </w:p>
-    <w:p>
-      <w:pPr>
-        <w:pStyle w:val="BodyText"/>
-      </w:pPr>
-      <w:r>
-        <w:t xml:space="preserve">KRISTINA: Это не важно.</w:t>
-      </w:r>
-    </w:p>
-    <w:p>
-      <w:pPr>
-        <w:pStyle w:val="BodyText"/>
-      </w:pPr>
-      <w:r>
-        <w:t xml:space="preserve">KORNILOVA: Для пациентки — важно. Если завтра что-то случится, кому она позвонит?</w:t>
-      </w:r>
-    </w:p>
-    <w:p>
-      <w:pPr>
-        <w:pStyle w:val="BodyText"/>
-      </w:pPr>
-      <w:r>
-        <w:t xml:space="preserve">KRISTINA: Мне. Я всегда на связи. Девочки знают.</w:t>
-      </w:r>
-    </w:p>
-    <w:p>
-      <w:pPr>
-        <w:pStyle w:val="BodyText"/>
-      </w:pPr>
-      <w:r>
-        <w:t xml:space="preserve">KORNILOVA: Хорошо. Тогда вопрос мастера мастеру. Кожа над губой побелела. Сразу после укола. Ваши действия?</w:t>
-      </w:r>
-    </w:p>
-    <w:p>
-      <w:pPr>
-        <w:pStyle w:val="BodyText"/>
-      </w:pPr>
-      <w:r>
-        <w:t xml:space="preserve">KRISTINA: Я… Мне это уже спрашивали. Он. В углу.</w:t>
-      </w:r>
-    </w:p>
-    <w:p>
-      <w:pPr>
-        <w:pStyle w:val="BodyText"/>
-      </w:pPr>
-      <w:r>
-        <w:t xml:space="preserve">DIMA: Я спрашивал. Месяц назад. Здесь.</w:t>
-      </w:r>
-    </w:p>
-    <w:p>
-      <w:pPr>
-        <w:pStyle w:val="BodyText"/>
-      </w:pPr>
-      <w:r>
-        <w:t xml:space="preserve">KRISTINA: Тогда я сказала: массаж. Тёплый компресс. Девочки, я так и учила в видео. Седьмая минута.</w:t>
-      </w:r>
-    </w:p>
-    <w:p>
-      <w:pPr>
-        <w:pStyle w:val="BodyText"/>
-      </w:pPr>
-      <w:r>
-        <w:t xml:space="preserve">KORNILOVA: Можно, я покажу фото? С согласия пациентки. Это губа Дарьи в ту ночь.</w:t>
-      </w:r>
-    </w:p>
-    <w:p>
-      <w:pPr>
-        <w:pStyle w:val="BodyText"/>
-      </w:pPr>
-      <w:r>
-        <w:t xml:space="preserve">KRISTINA: Показывайте.</w:t>
-      </w:r>
-    </w:p>
-    <w:p>
-      <w:pPr>
-        <w:pStyle w:val="BodyText"/>
-      </w:pPr>
-      <w:r>
-        <w:t xml:space="preserve">KORNILOVA: Видите? Белое в центре. Синяя сетка по краям. Это гель закрыл сосуд. Кожа без крови умирает за часы. Массаж здесь не помогает. Помогает фермент, и колоть его должен врач.</w:t>
-      </w:r>
-    </w:p>
-    <w:p>
-      <w:pPr>
-        <w:pStyle w:val="BodyText"/>
-      </w:pPr>
-      <w:r>
-        <w:t xml:space="preserve">KRISTINA: Пишут… Пишут много. «У меня так было». «У моей клиентки тоже». «Я не знала».</w:t>
-      </w:r>
-    </w:p>
-    <w:p>
-      <w:pPr>
-        <w:pStyle w:val="BodyText"/>
-      </w:pPr>
-      <w:r>
-        <w:t xml:space="preserve">DIMA: Сорок комментариев за минуту. Большинство — мастера.</w:t>
-      </w:r>
-    </w:p>
-    <w:p>
-      <w:pPr>
-        <w:pStyle w:val="BodyText"/>
-      </w:pPr>
-      <w:r>
-        <w:t xml:space="preserve">KORNILOVA: Девочки, послушайте меня. Я не буду учить вас колоть. Никогда. Но если вы видите белое пятно — звоните. Номер на экране. Сразу, ночью, в выходной. Не ждите утра.</w:t>
-      </w:r>
-    </w:p>
-    <w:p>
-      <w:pPr>
-        <w:pStyle w:val="BodyText"/>
-      </w:pPr>
-      <w:r>
-        <w:t xml:space="preserve">KRISTINA: Доктор, вы рекламируете свою линию в моём эфире.</w:t>
-      </w:r>
-    </w:p>
-    <w:p>
-      <w:pPr>
-        <w:pStyle w:val="BodyText"/>
-      </w:pPr>
-      <w:r>
-        <w:t xml:space="preserve">KORNILOVA: Я рекламирую губы ваших клиенток. Линия бесплатная. Для всех. Даже для ваших.</w:t>
-      </w:r>
-    </w:p>
-    <w:p>
-      <w:pPr>
-        <w:pStyle w:val="BodyText"/>
-      </w:pPr>
-      <w:r>
-        <w:t xml:space="preserve">KRISTINA: Бесплатная. Для моих. Почему?</w:t>
-      </w:r>
-    </w:p>
-    <w:p>
-      <w:pPr>
-        <w:pStyle w:val="BodyText"/>
-      </w:pPr>
-      <w:r>
-        <w:t xml:space="preserve">ALEKSEY: Потому что лицу всё равно, кто конкурент. Я это вам уже говорил. Здесь, в январе.</w:t>
-      </w:r>
-    </w:p>
-    <w:p>
-      <w:pPr>
-        <w:pStyle w:val="BodyText"/>
-      </w:pPr>
-      <w:r>
-        <w:t xml:space="preserve">KRISTINA: Говорили. Я тогда записала ваш номер. Никому не сказала.</w:t>
-      </w:r>
-    </w:p>
-    <w:p>
-      <w:pPr>
-        <w:pStyle w:val="BodyText"/>
-      </w:pPr>
-      <w:r>
-        <w:t xml:space="preserve">ALEKSEY: Теперь сказали. Девяти тысячам.</w:t>
-      </w:r>
-    </w:p>
-    <w:p>
-      <w:pPr>
-        <w:pStyle w:val="BodyText"/>
-      </w:pPr>
-      <w:r>
-        <w:t xml:space="preserve">KRISTINA: Девочки, давайте честно. Месяц назад я не знала, что такое окклюзия. Совсем. Я узнала это вот от него. От Димы. В этой комнате. И мне было стыдно весь вечер.</w:t>
-      </w:r>
-    </w:p>
-    <w:p>
-      <w:pPr>
-        <w:pStyle w:val="BodyText"/>
-      </w:pPr>
-      <w:r>
-        <w:t xml:space="preserve">KORNILOVA: Это смелые слова. Я тридцать лет жду, что такое скажет хоть один человек в эфире.</w:t>
-      </w:r>
-    </w:p>
-    <w:p>
-      <w:pPr>
-        <w:pStyle w:val="BodyText"/>
-      </w:pPr>
-      <w:r>
-        <w:t xml:space="preserve">KRISTINA: Не хвалите меня. Мне сейчас очень плохо.</w:t>
-      </w:r>
-    </w:p>
-    <w:p>
-      <w:pPr>
-        <w:pStyle w:val="BodyText"/>
-      </w:pPr>
-      <w:r>
-        <w:t xml:space="preserve">ALEKSEY: Это нормально. Мне тоже было плохо, когда я понял, сколько не знал.</w:t>
-      </w:r>
-    </w:p>
-    <w:p>
-      <w:pPr>
-        <w:pStyle w:val="BodyText"/>
-      </w:pPr>
-      <w:r>
-        <w:t xml:space="preserve">KRISTINA: Вам? Вы же всё знаете.</w:t>
-      </w:r>
-    </w:p>
-    <w:p>
-      <w:pPr>
-        <w:pStyle w:val="BodyText"/>
-      </w:pPr>
-      <w:r>
-        <w:t xml:space="preserve">ALEKSEY: Год назад я не знал, что такое микротекст на голограмме. Месяц назад — что номер можно украсть из мусорки. Каждый месяц я узнаю, сколько ещё не знаю.</w:t>
-      </w:r>
-    </w:p>
-    <w:p>
-      <w:pPr>
-        <w:pStyle w:val="BodyText"/>
-      </w:pPr>
-      <w:r>
-        <w:t xml:space="preserve">DIMA: Кристина. Вам звонят. На экране телефона.</w:t>
-      </w:r>
-    </w:p>
-    <w:p>
-      <w:pPr>
-        <w:pStyle w:val="BodyText"/>
-      </w:pPr>
-      <w:r>
-        <w:t xml:space="preserve">KRISTINA: Вижу. Это Артур.</w:t>
+        <w:t xml:space="preserve">KORNILOVA: Кристина, давайте честно. Вы знаете, откуда берётся ваш гель?</w:t>
+      </w:r>
+    </w:p>
+    <w:p>
+      <w:pPr>
+        <w:pStyle w:val="BodyText"/>
+      </w:pPr>
+      <w:r>
+        <w:t xml:space="preserve">KRISTINA: Конечно, знаю: от поставщика.</w:t>
+      </w:r>
+    </w:p>
+    <w:p>
+      <w:pPr>
+        <w:pStyle w:val="BodyText"/>
+      </w:pPr>
+      <w:r>
+        <w:t xml:space="preserve">KORNILOVA: А как зовут вашего поставщика?</w:t>
+      </w:r>
+    </w:p>
+    <w:p>
+      <w:pPr>
+        <w:pStyle w:val="BodyText"/>
+      </w:pPr>
+      <w:r>
+        <w:t xml:space="preserve">KRISTINA: Это сейчас совсем не важно, давайте лучше о другом.</w:t>
+      </w:r>
+    </w:p>
+    <w:p>
+      <w:pPr>
+        <w:pStyle w:val="BodyText"/>
+      </w:pPr>
+      <w:r>
+        <w:t xml:space="preserve">KORNILOVA: Для пациентки это важно. Если завтра что-то случится, кому она будет звонить?</w:t>
+      </w:r>
+    </w:p>
+    <w:p>
+      <w:pPr>
+        <w:pStyle w:val="BodyText"/>
+      </w:pPr>
+      <w:r>
+        <w:t xml:space="preserve">KRISTINA: Мне, потому что я всегда на связи. Девочки это знают.</w:t>
+      </w:r>
+    </w:p>
+    <w:p>
+      <w:pPr>
+        <w:pStyle w:val="BodyText"/>
+      </w:pPr>
+      <w:r>
+        <w:t xml:space="preserve">KORNILOVA: Хорошо. Тогда вопрос как мастер мастеру. Кожа над губой побелела сразу после укола. Что вы делаете?</w:t>
+      </w:r>
+    </w:p>
+    <w:p>
+      <w:pPr>
+        <w:pStyle w:val="BodyText"/>
+      </w:pPr>
+      <w:r>
+        <w:t xml:space="preserve">KRISTINA: Я… Мне этот вопрос уже задавали. Вот он, который сидит в углу.</w:t>
+      </w:r>
+    </w:p>
+    <w:p>
+      <w:pPr>
+        <w:pStyle w:val="BodyText"/>
+      </w:pPr>
+      <w:r>
+        <w:t xml:space="preserve">DIMA: Да, это я спрашивал месяц назад, здесь же, в этой студии.</w:t>
+      </w:r>
+    </w:p>
+    <w:p>
+      <w:pPr>
+        <w:pStyle w:val="BodyText"/>
+      </w:pPr>
+      <w:r>
+        <w:t xml:space="preserve">KRISTINA: Тогда я сказала: массаж и тёплый компресс. Девочки, я именно так учила в видео, на седьмой минуте.</w:t>
+      </w:r>
+    </w:p>
+    <w:p>
+      <w:pPr>
+        <w:pStyle w:val="BodyText"/>
+      </w:pPr>
+      <w:r>
+        <w:t xml:space="preserve">KORNILOVA: Можно, я покажу фото? Пациентка дала согласие. Это губа Дарьи в ту ночь.</w:t>
+      </w:r>
+    </w:p>
+    <w:p>
+      <w:pPr>
+        <w:pStyle w:val="BodyText"/>
+      </w:pPr>
+      <w:r>
+        <w:t xml:space="preserve">KRISTINA: Показывайте, раз пациентка согласна.</w:t>
+      </w:r>
+    </w:p>
+    <w:p>
+      <w:pPr>
+        <w:pStyle w:val="BodyText"/>
+      </w:pPr>
+      <w:r>
+        <w:t xml:space="preserve">KORNILOVA: Видите? В центре белое, а по краям синяя сетка. Это гель закрыл сосуд, и кожа без крови умирает за несколько часов. Массаж здесь не помогает. Помогает фермент, а колоть его должен врач, и никто другой.</w:t>
+      </w:r>
+    </w:p>
+    <w:p>
+      <w:pPr>
+        <w:pStyle w:val="BodyText"/>
+      </w:pPr>
+      <w:r>
+        <w:t xml:space="preserve">KRISTINA: Пишут… пишут очень много: «У меня так было». «У моей клиентки тоже». «Я не знала».</w:t>
+      </w:r>
+    </w:p>
+    <w:p>
+      <w:pPr>
+        <w:pStyle w:val="BodyText"/>
+      </w:pPr>
+      <w:r>
+        <w:t xml:space="preserve">DIMA: Сорок комментариев за одну минуту, и большинство из них от мастеров.</w:t>
+      </w:r>
+    </w:p>
+    <w:p>
+      <w:pPr>
+        <w:pStyle w:val="BodyText"/>
+      </w:pPr>
+      <w:r>
+        <w:t xml:space="preserve">KORNILOVA: Девочки, послушайте меня. Я не буду учить вас колоть никогда. Но если вы видите белое пятно, звоните. Номер на экране. Звоните сразу, хоть ночью, хоть в выходной. Не ждите утра.</w:t>
+      </w:r>
+    </w:p>
+    <w:p>
+      <w:pPr>
+        <w:pStyle w:val="BodyText"/>
+      </w:pPr>
+      <w:r>
+        <w:t xml:space="preserve">KRISTINA: Доктор, вы рекламируете свою линию в моём эфире, вы это понимаете?</w:t>
+      </w:r>
+    </w:p>
+    <w:p>
+      <w:pPr>
+        <w:pStyle w:val="BodyText"/>
+      </w:pPr>
+      <w:r>
+        <w:t xml:space="preserve">KORNILOVA: Я рекламирую губы ваших клиенток. Линия бесплатная и для всех, даже для ваших клиенток.</w:t>
+      </w:r>
+    </w:p>
+    <w:p>
+      <w:pPr>
+        <w:pStyle w:val="BodyText"/>
+      </w:pPr>
+      <w:r>
+        <w:t xml:space="preserve">KRISTINA: Бесплатная, и для моих клиенток? Но почему?</w:t>
+      </w:r>
+    </w:p>
+    <w:p>
+      <w:pPr>
+        <w:pStyle w:val="BodyText"/>
+      </w:pPr>
+      <w:r>
+        <w:t xml:space="preserve">ALEKSEY: Потому что лицу всё равно, кто конкурент. Я вам это уже говорил, здесь же, в январе.</w:t>
+      </w:r>
+    </w:p>
+    <w:p>
+      <w:pPr>
+        <w:pStyle w:val="BodyText"/>
+      </w:pPr>
+      <w:r>
+        <w:t xml:space="preserve">KRISTINA: Говорили. Я тогда записала ваш номер и никому об этом не сказала.</w:t>
+      </w:r>
+    </w:p>
+    <w:p>
+      <w:pPr>
+        <w:pStyle w:val="BodyText"/>
+      </w:pPr>
+      <w:r>
+        <w:t xml:space="preserve">ALEKSEY: А теперь вы сказали об этом девяти тысячам человек.</w:t>
+      </w:r>
+    </w:p>
+    <w:p>
+      <w:pPr>
+        <w:pStyle w:val="BodyText"/>
+      </w:pPr>
+      <w:r>
+        <w:t xml:space="preserve">KRISTINA: Девочки, давайте честно. Месяц назад я совсем не знала, что такое окклюзия. Я узнала это вот от него, от Димы, в этой самой комнате. И мне было стыдно весь вечер, и потом ещё долго.</w:t>
+      </w:r>
+    </w:p>
+    <w:p>
+      <w:pPr>
+        <w:pStyle w:val="BodyText"/>
+      </w:pPr>
+      <w:r>
+        <w:t xml:space="preserve">KORNILOVA: Это смелые слова. Я тридцать лет жду, чтобы хоть один человек сказал такое в эфире.</w:t>
+      </w:r>
+    </w:p>
+    <w:p>
+      <w:pPr>
+        <w:pStyle w:val="BodyText"/>
+      </w:pPr>
+      <w:r>
+        <w:t xml:space="preserve">KRISTINA: Не надо меня хвалить, мне сейчас очень плохо.</w:t>
+      </w:r>
+    </w:p>
+    <w:p>
+      <w:pPr>
+        <w:pStyle w:val="BodyText"/>
+      </w:pPr>
+      <w:r>
+        <w:t xml:space="preserve">ALEKSEY: Это нормально. Мне тоже было плохо, когда я понял, как много я не знал.</w:t>
+      </w:r>
+    </w:p>
+    <w:p>
+      <w:pPr>
+        <w:pStyle w:val="BodyText"/>
+      </w:pPr>
+      <w:r>
+        <w:t xml:space="preserve">KRISTINA: Вам? Но вы же всё знаете.</w:t>
+      </w:r>
+    </w:p>
+    <w:p>
+      <w:pPr>
+        <w:pStyle w:val="BodyText"/>
+      </w:pPr>
+      <w:r>
+        <w:t xml:space="preserve">ALEKSEY: Год назад я не знал, что такое микротекст на голограмме, а месяц назад — что номер можно украсть из мусорки. И каждый новый месяц я узнаю, сколько ещё я не знаю, и это нормально.</w:t>
+      </w:r>
+    </w:p>
+    <w:p>
+      <w:pPr>
+        <w:pStyle w:val="BodyText"/>
+      </w:pPr>
+      <w:r>
+        <w:t xml:space="preserve">DIMA: Кристина, вам звонят, это видно на экране телефона.</w:t>
+      </w:r>
+    </w:p>
+    <w:p>
+      <w:pPr>
+        <w:pStyle w:val="BodyText"/>
+      </w:pPr>
+      <w:r>
+        <w:t xml:space="preserve">KRISTINA: Вижу. Это звонит Артур, прямо сейчас.</w:t>
       </w:r>
     </w:p>
     <w:bookmarkEnd w:id="23"/>
@@ -1903,199 +1903,199 @@
         <w:pStyle w:val="FirstParagraph"/>
       </w:pPr>
       <w:r>
-        <w:t xml:space="preserve">ALEKSEY: Не моё дело. Вы можете ответить. Или нет.</w:t>
-      </w:r>
-    </w:p>
-    <w:p>
-      <w:pPr>
-        <w:pStyle w:val="BodyText"/>
-      </w:pPr>
-      <w:r>
-        <w:t xml:space="preserve">KRISTINA: Девочки видят. На экране. «Артур». Мой поставщик. Вот вы и спрашивали, как его зовут.</w:t>
-      </w:r>
-    </w:p>
-    <w:p>
-      <w:pPr>
-        <w:pStyle w:val="BodyText"/>
-      </w:pPr>
-      <w:r>
-        <w:t xml:space="preserve">KORNILOVA: Кристина, вы не обязаны.</w:t>
-      </w:r>
-    </w:p>
-    <w:p>
-      <w:pPr>
-        <w:pStyle w:val="BodyText"/>
-      </w:pPr>
-      <w:r>
-        <w:t xml:space="preserve">KRISTINA: Не буду брать. Пусть звонит. Он всегда звонит, когда эфир идёт не так.</w:t>
-      </w:r>
-    </w:p>
-    <w:p>
-      <w:pPr>
-        <w:pStyle w:val="BodyText"/>
-      </w:pPr>
-      <w:r>
-        <w:t xml:space="preserve">DIMA: В комментариях — «администрация». Пишет: «Эфир будет остановлен по техническим причинам».</w:t>
-      </w:r>
-    </w:p>
-    <w:p>
-      <w:pPr>
-        <w:pStyle w:val="BodyText"/>
-      </w:pPr>
-      <w:r>
-        <w:t xml:space="preserve">KRISTINA: Администрация. Девочки, давайте честно до конца. Раз уж начали. Канал не мой.</w:t>
-      </w:r>
-    </w:p>
-    <w:p>
-      <w:pPr>
-        <w:pStyle w:val="BodyText"/>
-      </w:pPr>
-      <w:r>
-        <w:t xml:space="preserve">ALEKSEY: Не ваш?</w:t>
-      </w:r>
-    </w:p>
-    <w:p>
-      <w:pPr>
-        <w:pStyle w:val="BodyText"/>
-      </w:pPr>
-      <w:r>
-        <w:t xml:space="preserve">KRISTINA: Канал Артура. Он его создал, он платит за рекламу, он пишет посты от «администрации». Я — лицо. Девушка с красивыми ногтями. Мне платят процент с каждой продажи.</w:t>
-      </w:r>
-    </w:p>
-    <w:p>
-      <w:pPr>
-        <w:pStyle w:val="BodyText"/>
-      </w:pPr>
-      <w:r>
-        <w:t xml:space="preserve">KORNILOVA: Процент с продаж.</w:t>
-      </w:r>
-    </w:p>
-    <w:p>
-      <w:pPr>
-        <w:pStyle w:val="BodyText"/>
-      </w:pPr>
-      <w:r>
-        <w:t xml:space="preserve">KRISTINA: С продаж. Как вы сказали — это и есть откат. Только наоборот. Мне.</w:t>
-      </w:r>
-    </w:p>
-    <w:p>
-      <w:pPr>
-        <w:pStyle w:val="BodyText"/>
-      </w:pPr>
-      <w:r>
-        <w:t xml:space="preserve">DIMA: Зрителей — двенадцать тысяч. Весь канал здесь.</w:t>
-      </w:r>
-    </w:p>
-    <w:p>
-      <w:pPr>
-        <w:pStyle w:val="BodyText"/>
-      </w:pPr>
-      <w:r>
-        <w:t xml:space="preserve">KRISTINA: Он снова звонит. Не знаю, что будет с каналом завтра. Но знаю сегодня.</w:t>
-      </w:r>
-    </w:p>
-    <w:p>
-      <w:pPr>
-        <w:pStyle w:val="BodyText"/>
-      </w:pPr>
-      <w:r>
-        <w:t xml:space="preserve">ALEKSEY: Что?</w:t>
-      </w:r>
-    </w:p>
-    <w:p>
-      <w:pPr>
-        <w:pStyle w:val="BodyText"/>
-      </w:pPr>
-      <w:r>
-        <w:t xml:space="preserve">KRISTINA: Если вы колете — запомните номер. Не мой. Их. Белое пятно — сразу звоните. Не ждите утра. Не массируйте. Я ошибалась, девочки. Я учила вас неправильно три года.</w:t>
-      </w:r>
-    </w:p>
-    <w:p>
-      <w:pPr>
-        <w:pStyle w:val="BodyText"/>
-      </w:pPr>
-      <w:r>
-        <w:t xml:space="preserve">KORNILOVA: Спасибо. Это стоило всего вечера.</w:t>
-      </w:r>
-    </w:p>
-    <w:p>
-      <w:pPr>
-        <w:pStyle w:val="BodyText"/>
-      </w:pPr>
-      <w:r>
-        <w:t xml:space="preserve">DIMA: Эфир… Эфир оборвался. На экране: «Трансляция завершена администратором».</w:t>
-      </w:r>
-    </w:p>
-    <w:p>
-      <w:pPr>
-        <w:pStyle w:val="BodyText"/>
-      </w:pPr>
-      <w:r>
-        <w:t xml:space="preserve">KRISTINA: Он выключил. Из своего телефона. Он может.</w:t>
-      </w:r>
-    </w:p>
-    <w:p>
-      <w:pPr>
-        <w:pStyle w:val="BodyText"/>
-      </w:pPr>
-      <w:r>
-        <w:t xml:space="preserve">ALEKSEY: Сколько успели посмотреть?</w:t>
-      </w:r>
-    </w:p>
-    <w:p>
-      <w:pPr>
-        <w:pStyle w:val="BodyText"/>
-      </w:pPr>
-      <w:r>
-        <w:t xml:space="preserve">DIMA: Пик — двенадцать тысяч четыреста. Последнюю фразу видели все.</w:t>
-      </w:r>
-    </w:p>
-    <w:p>
-      <w:pPr>
-        <w:pStyle w:val="BodyText"/>
-      </w:pPr>
-      <w:r>
-        <w:t xml:space="preserve">KRISTINA: Пароль. Он меняет пароль. Меня выкинуло из канала. Вот. «Неверный пароль».</w:t>
-      </w:r>
-    </w:p>
-    <w:p>
-      <w:pPr>
-        <w:pStyle w:val="BodyText"/>
-      </w:pPr>
-      <w:r>
-        <w:t xml:space="preserve">KORNILOVA: Кристина, сядьте. Выпейте воды. Руки дрожат.</w:t>
-      </w:r>
-    </w:p>
-    <w:p>
-      <w:pPr>
-        <w:pStyle w:val="BodyText"/>
-      </w:pPr>
-      <w:r>
-        <w:t xml:space="preserve">KRISTINA: Три года. Три года это был мой голос. Его канал, но мой голос.</w:t>
-      </w:r>
-    </w:p>
-    <w:p>
-      <w:pPr>
-        <w:pStyle w:val="BodyText"/>
-      </w:pPr>
-      <w:r>
-        <w:t xml:space="preserve">ALEKSEY: Голос остаётся вашим. Канал — нет. Это разные вещи.</w:t>
-      </w:r>
-    </w:p>
-    <w:p>
-      <w:pPr>
-        <w:pStyle w:val="BodyText"/>
-      </w:pPr>
-      <w:r>
-        <w:t xml:space="preserve">KRISTINA: Красиво говорите. Вам легко. У вас двадцать человек и картонка.</w:t>
-      </w:r>
-    </w:p>
-    <w:p>
-      <w:pPr>
-        <w:pStyle w:val="BodyText"/>
-      </w:pPr>
-      <w:r>
-        <w:t xml:space="preserve">ALEKSEY: Сейчас — легко. Три года назад у меня было три человека и минус четырнадцать миллионов.</w:t>
+        <w:t xml:space="preserve">ALEKSEY: Это не моё дело. Вы можете ответить, а можете не отвечать.</w:t>
+      </w:r>
+    </w:p>
+    <w:p>
+      <w:pPr>
+        <w:pStyle w:val="BodyText"/>
+      </w:pPr>
+      <w:r>
+        <w:t xml:space="preserve">KRISTINA: Девочки видят на экране: «Артур». Это мой поставщик. Вот вы и спрашивали, как его зовут.</w:t>
+      </w:r>
+    </w:p>
+    <w:p>
+      <w:pPr>
+        <w:pStyle w:val="BodyText"/>
+      </w:pPr>
+      <w:r>
+        <w:t xml:space="preserve">KORNILOVA: Кристина, вы не обязаны ничего объяснять.</w:t>
+      </w:r>
+    </w:p>
+    <w:p>
+      <w:pPr>
+        <w:pStyle w:val="BodyText"/>
+      </w:pPr>
+      <w:r>
+        <w:t xml:space="preserve">KRISTINA: Не буду брать трубку, пусть звонит. Он всегда звонит, когда эфир идёт не так, как ему нужно.</w:t>
+      </w:r>
+    </w:p>
+    <w:p>
+      <w:pPr>
+        <w:pStyle w:val="BodyText"/>
+      </w:pPr>
+      <w:r>
+        <w:t xml:space="preserve">DIMA: В комментариях пишет «администрация»: «Эфир будет остановлен по техническим причинам».</w:t>
+      </w:r>
+    </w:p>
+    <w:p>
+      <w:pPr>
+        <w:pStyle w:val="BodyText"/>
+      </w:pPr>
+      <w:r>
+        <w:t xml:space="preserve">KRISTINA: Администрация… Девочки, давайте уже честно до конца, раз начали. Канал не мой.</w:t>
+      </w:r>
+    </w:p>
+    <w:p>
+      <w:pPr>
+        <w:pStyle w:val="BodyText"/>
+      </w:pPr>
+      <w:r>
+        <w:t xml:space="preserve">ALEKSEY: Как это не ваш? Объясните, пожалуйста, что вы имеете в виду.</w:t>
+      </w:r>
+    </w:p>
+    <w:p>
+      <w:pPr>
+        <w:pStyle w:val="BodyText"/>
+      </w:pPr>
+      <w:r>
+        <w:t xml:space="preserve">KRISTINA: Это канал Артура. Он его создал, он платит за рекламу, и он пишет посты от имени «администрации». А я просто лицо, девушка с красивыми ногтями. Мне платят процент с каждой продажи, вот и всё.</w:t>
+      </w:r>
+    </w:p>
+    <w:p>
+      <w:pPr>
+        <w:pStyle w:val="BodyText"/>
+      </w:pPr>
+      <w:r>
+        <w:t xml:space="preserve">KORNILOVA: Значит, процент с продаж.</w:t>
+      </w:r>
+    </w:p>
+    <w:p>
+      <w:pPr>
+        <w:pStyle w:val="BodyText"/>
+      </w:pPr>
+      <w:r>
+        <w:t xml:space="preserve">KRISTINA: Да, с продаж. Как вы сказали, это и есть откат, только наоборот: мне, а не врачам.</w:t>
+      </w:r>
+    </w:p>
+    <w:p>
+      <w:pPr>
+        <w:pStyle w:val="BodyText"/>
+      </w:pPr>
+      <w:r>
+        <w:t xml:space="preserve">DIMA: Зрителей уже двенадцать тысяч, то есть здесь весь канал.</w:t>
+      </w:r>
+    </w:p>
+    <w:p>
+      <w:pPr>
+        <w:pStyle w:val="BodyText"/>
+      </w:pPr>
+      <w:r>
+        <w:t xml:space="preserve">KRISTINA: Он снова звонит. Я не знаю, что будет с каналом завтра, но знаю, что нужно сказать сегодня.</w:t>
+      </w:r>
+    </w:p>
+    <w:p>
+      <w:pPr>
+        <w:pStyle w:val="BodyText"/>
+      </w:pPr>
+      <w:r>
+        <w:t xml:space="preserve">ALEKSEY: И что же вы хотите сказать?</w:t>
+      </w:r>
+    </w:p>
+    <w:p>
+      <w:pPr>
+        <w:pStyle w:val="BodyText"/>
+      </w:pPr>
+      <w:r>
+        <w:t xml:space="preserve">KRISTINA: Если вы колете, запомните номер, не мой, а их. Если видите белое пятно — сразу звоните. Не ждите утра. Не массируйте. Я ошибалась, девочки, и учила вас неправильно целых три года. Простите меня.</w:t>
+      </w:r>
+    </w:p>
+    <w:p>
+      <w:pPr>
+        <w:pStyle w:val="BodyText"/>
+      </w:pPr>
+      <w:r>
+        <w:t xml:space="preserve">KORNILOVA: Спасибо вам. Ради этих слов стоило прийти сюда сегодня вечером.</w:t>
+      </w:r>
+    </w:p>
+    <w:p>
+      <w:pPr>
+        <w:pStyle w:val="BodyText"/>
+      </w:pPr>
+      <w:r>
+        <w:t xml:space="preserve">DIMA: Эфир… эфир оборвался. На экране написано: «Трансляция завершена администратором».</w:t>
+      </w:r>
+    </w:p>
+    <w:p>
+      <w:pPr>
+        <w:pStyle w:val="BodyText"/>
+      </w:pPr>
+      <w:r>
+        <w:t xml:space="preserve">KRISTINA: Это он выключил со своего телефона. Он может это сделать в любой момент.</w:t>
+      </w:r>
+    </w:p>
+    <w:p>
+      <w:pPr>
+        <w:pStyle w:val="BodyText"/>
+      </w:pPr>
+      <w:r>
+        <w:t xml:space="preserve">ALEKSEY: Сколько человек успели посмотреть эфир?</w:t>
+      </w:r>
+    </w:p>
+    <w:p>
+      <w:pPr>
+        <w:pStyle w:val="BodyText"/>
+      </w:pPr>
+      <w:r>
+        <w:t xml:space="preserve">DIMA: На пике было двенадцать тысяч четыреста, и последнюю фразу видели все.</w:t>
+      </w:r>
+    </w:p>
+    <w:p>
+      <w:pPr>
+        <w:pStyle w:val="BodyText"/>
+      </w:pPr>
+      <w:r>
+        <w:t xml:space="preserve">KRISTINA: Пароль… Он меняет пароль прямо сейчас, и меня уже выкинуло из канала. Вот, смотрите сами: «Неверный пароль». Три года я вела этот канал каждый день, а он закрыл его за одну минуту.</w:t>
+      </w:r>
+    </w:p>
+    <w:p>
+      <w:pPr>
+        <w:pStyle w:val="BodyText"/>
+      </w:pPr>
+      <w:r>
+        <w:t xml:space="preserve">KORNILOVA: Кристина, сядьте и выпейте воды, у вас руки дрожат.</w:t>
+      </w:r>
+    </w:p>
+    <w:p>
+      <w:pPr>
+        <w:pStyle w:val="BodyText"/>
+      </w:pPr>
+      <w:r>
+        <w:t xml:space="preserve">KRISTINA: Три года это был мой голос. Канал был его, но голос был мой. Каждое утро я здоровалась с девочками, отвечала на их вопросы, радовалась их фото. А теперь у меня нет даже пароля.</w:t>
+      </w:r>
+    </w:p>
+    <w:p>
+      <w:pPr>
+        <w:pStyle w:val="BodyText"/>
+      </w:pPr>
+      <w:r>
+        <w:t xml:space="preserve">ALEKSEY: Голос остаётся вашим. Канал — нет. Это разные вещи, и это важно понимать.</w:t>
+      </w:r>
+    </w:p>
+    <w:p>
+      <w:pPr>
+        <w:pStyle w:val="BodyText"/>
+      </w:pPr>
+      <w:r>
+        <w:t xml:space="preserve">KRISTINA: Красиво говорите, а вам легко. У вас двадцать человек и картонка над дверью.</w:t>
+      </w:r>
+    </w:p>
+    <w:p>
+      <w:pPr>
+        <w:pStyle w:val="BodyText"/>
+      </w:pPr>
+      <w:r>
+        <w:t xml:space="preserve">ALEKSEY: Сейчас легко. А три года назад у меня было три человека и минус четырнадцать миллионов.</w:t>
       </w:r>
     </w:p>
     <w:bookmarkEnd w:id="24"/>
@@ -2113,55 +2113,55 @@
         <w:pStyle w:val="FirstParagraph"/>
       </w:pPr>
       <w:r>
-        <w:t xml:space="preserve">DIMA: Кристина, мы ничего не записывали. Как обещали.</w:t>
-      </w:r>
-    </w:p>
-    <w:p>
-      <w:pPr>
-        <w:pStyle w:val="BodyText"/>
-      </w:pPr>
-      <w:r>
-        <w:t xml:space="preserve">KRISTINA: Я знаю. Я записала. Сама. На второй телефон. Весь эфир.</w:t>
-      </w:r>
-    </w:p>
-    <w:p>
-      <w:pPr>
-        <w:pStyle w:val="BodyText"/>
-      </w:pPr>
-      <w:r>
-        <w:t xml:space="preserve">ALEKSEY: Зачем?</w:t>
-      </w:r>
-    </w:p>
-    <w:p>
-      <w:pPr>
-        <w:pStyle w:val="BodyText"/>
-      </w:pPr>
-      <w:r>
-        <w:t xml:space="preserve">KRISTINA: Потому что знала: он выключит. Он всегда выключает, когда не нравится.</w:t>
-      </w:r>
-    </w:p>
-    <w:p>
-      <w:pPr>
-        <w:pStyle w:val="BodyText"/>
-      </w:pPr>
-      <w:r>
-        <w:t xml:space="preserve">KORNILOVA: И что вы будете делать с записью?</w:t>
-      </w:r>
-    </w:p>
-    <w:p>
-      <w:pPr>
-        <w:pStyle w:val="BodyText"/>
-      </w:pPr>
-      <w:r>
-        <w:t xml:space="preserve">KRISTINA: Пока ничего. Пока она моя. Это единственное, что у меня теперь есть.</w:t>
-      </w:r>
-    </w:p>
-    <w:p>
-      <w:pPr>
-        <w:pStyle w:val="BodyText"/>
-      </w:pPr>
-      <w:r>
-        <w:t xml:space="preserve">ALEKSEY: Хорошо. Мы ничего не просим. Ни запись, ни имя. Линия открыта. Это всё.</w:t>
+        <w:t xml:space="preserve">DIMA: Кристина, мы ничего не записывали, как и обещали.</w:t>
+      </w:r>
+    </w:p>
+    <w:p>
+      <w:pPr>
+        <w:pStyle w:val="BodyText"/>
+      </w:pPr>
+      <w:r>
+        <w:t xml:space="preserve">KRISTINA: Я знаю. Зато я записала сама, на второй телефон, весь эфир от начала до конца.</w:t>
+      </w:r>
+    </w:p>
+    <w:p>
+      <w:pPr>
+        <w:pStyle w:val="BodyText"/>
+      </w:pPr>
+      <w:r>
+        <w:t xml:space="preserve">ALEKSEY: А зачем вы это сделали?</w:t>
+      </w:r>
+    </w:p>
+    <w:p>
+      <w:pPr>
+        <w:pStyle w:val="BodyText"/>
+      </w:pPr>
+      <w:r>
+        <w:t xml:space="preserve">KRISTINA: Потому что знала, что он выключит. Он всегда выключает, когда ему что-то не нравится.</w:t>
+      </w:r>
+    </w:p>
+    <w:p>
+      <w:pPr>
+        <w:pStyle w:val="BodyText"/>
+      </w:pPr>
+      <w:r>
+        <w:t xml:space="preserve">KORNILOVA: И что вы будете делать с этой записью?</w:t>
+      </w:r>
+    </w:p>
+    <w:p>
+      <w:pPr>
+        <w:pStyle w:val="BodyText"/>
+      </w:pPr>
+      <w:r>
+        <w:t xml:space="preserve">KRISTINA: Пока ничего, пока она просто моя. Это единственное, что у меня теперь есть.</w:t>
+      </w:r>
+    </w:p>
+    <w:p>
+      <w:pPr>
+        <w:pStyle w:val="BodyText"/>
+      </w:pPr>
+      <w:r>
+        <w:t xml:space="preserve">ALEKSEY: Хорошо. Мы ничего не просим, ни запись, ни имя. Линия открыта, и это всё.</w:t>
       </w:r>
     </w:p>
     <w:p>
@@ -2177,55 +2177,55 @@
         <w:pStyle w:val="BodyText"/>
       </w:pPr>
       <w:r>
-        <w:t xml:space="preserve">ALEKSEY: Потому что всё, что нам нужно, уже сказано в эфире. Вами.</w:t>
-      </w:r>
-    </w:p>
-    <w:p>
-      <w:pPr>
-        <w:pStyle w:val="BodyText"/>
-      </w:pPr>
-      <w:r>
-        <w:t xml:space="preserve">KRISTINA: Артур пишет. «Ты пожалеешь». Два слова.</w:t>
-      </w:r>
-    </w:p>
-    <w:p>
-      <w:pPr>
-        <w:pStyle w:val="BodyText"/>
-      </w:pPr>
-      <w:r>
-        <w:t xml:space="preserve">DIMA: Сохраните. Не удаляйте. И не отвечайте.</w:t>
-      </w:r>
-    </w:p>
-    <w:p>
-      <w:pPr>
-        <w:pStyle w:val="BodyText"/>
-      </w:pPr>
-      <w:r>
-        <w:t xml:space="preserve">KRISTINA: Не буду. Мне надо подумать. Одной. Уходите, пожалуйста.</w:t>
-      </w:r>
-    </w:p>
-    <w:p>
-      <w:pPr>
-        <w:pStyle w:val="BodyText"/>
-      </w:pPr>
-      <w:r>
-        <w:t xml:space="preserve">KORNILOVA: Уходим. Номер у вас есть. Мой личный — тоже. Вот, на столе.</w:t>
-      </w:r>
-    </w:p>
-    <w:p>
-      <w:pPr>
-        <w:pStyle w:val="BodyText"/>
-      </w:pPr>
-      <w:r>
-        <w:t xml:space="preserve">KRISTINA: Доктор… Алёна написала. Хочет прийти к вам. Учиться не колоть, а видеть.</w:t>
-      </w:r>
-    </w:p>
-    <w:p>
-      <w:pPr>
-        <w:pStyle w:val="BodyText"/>
-      </w:pPr>
-      <w:r>
-        <w:t xml:space="preserve">KORNILOVA: Пусть приходит. В понедельник, в восемь утра. Скажите ей: опоздает — не пущу.</w:t>
+        <w:t xml:space="preserve">ALEKSEY: Потому что всё, что нам было нужно, уже прозвучало в эфире, и сказали это вы.</w:t>
+      </w:r>
+    </w:p>
+    <w:p>
+      <w:pPr>
+        <w:pStyle w:val="BodyText"/>
+      </w:pPr>
+      <w:r>
+        <w:t xml:space="preserve">KRISTINA: Артур пишет мне: «Ты пожалеешь». Всего два слова.</w:t>
+      </w:r>
+    </w:p>
+    <w:p>
+      <w:pPr>
+        <w:pStyle w:val="BodyText"/>
+      </w:pPr>
+      <w:r>
+        <w:t xml:space="preserve">DIMA: Сохраните это сообщение и не удаляйте. И, пожалуйста, ничего не отвечайте.</w:t>
+      </w:r>
+    </w:p>
+    <w:p>
+      <w:pPr>
+        <w:pStyle w:val="BodyText"/>
+      </w:pPr>
+      <w:r>
+        <w:t xml:space="preserve">KRISTINA: Не буду. Мне надо подумать одной, так что уходите, пожалуйста.</w:t>
+      </w:r>
+    </w:p>
+    <w:p>
+      <w:pPr>
+        <w:pStyle w:val="BodyText"/>
+      </w:pPr>
+      <w:r>
+        <w:t xml:space="preserve">KORNILOVA: Уходим. Номер линии у вас есть, а мой личный номер я оставила вот здесь, на столе.</w:t>
+      </w:r>
+    </w:p>
+    <w:p>
+      <w:pPr>
+        <w:pStyle w:val="BodyText"/>
+      </w:pPr>
+      <w:r>
+        <w:t xml:space="preserve">KRISTINA: Доктор… Алёна написала, что хочет прийти к вам и учиться не колоть, а видеть.</w:t>
+      </w:r>
+    </w:p>
+    <w:p>
+      <w:pPr>
+        <w:pStyle w:val="BodyText"/>
+      </w:pPr>
+      <w:r>
+        <w:t xml:space="preserve">KORNILOVA: Пусть приходит в понедельник, в восемь утра. И скажите ей, что если опоздает, я её не пущу.</w:t>
       </w:r>
     </w:p>
     <w:p>
@@ -3132,7 +3132,7 @@
         <w:t xml:space="preserve">“</w:t>
       </w:r>
       <w:r>
-        <w:t xml:space="preserve">Честно. Девять восемьсот за шприц. Закупка у завода — две с половиной. Таможня, налоги, доставка в холоде — ещё полторы. Регистрация стоила шесть миллионов, возвращаем с каждого шприца. Линия осложнений, обучение. Остаётся около тысячи.</w:t>
+        <w:t xml:space="preserve">Честно. Девять восемьсот за шприц. Закупка у завода — две с половиной. Таможня, налоги, доставка в холоде — ещё полторы. Регистрация стоила шесть миллионов, и мы возвращаем их с каждого шприца. Потом линия осложнений и обучение. В итоге остаётся около тысячи.</w:t>
       </w:r>
       <w:r>
         <w:t xml:space="preserve">”</w:t>
@@ -3326,19 +3326,19 @@
               <w:jc w:val="left"/>
             </w:pPr>
             <w:r>
-              <w:t xml:space="preserve">Регистрация стоила… возвращаем с каждого шприца.</w:t>
-            </w:r>
-          </w:p>
-        </w:tc>
-        <w:tc>
-          <w:tcPr/>
-          <w:p>
-            <w:pPr>
-              <w:pStyle w:val="Compact"/>
-              <w:jc w:val="left"/>
-            </w:pPr>
-            <w:r>
-              <w:t xml:space="preserve">과거 + 현재(회수)</w:t>
+              <w:t xml:space="preserve">Регистрация стоила…, и мы возвращаем их с каждого шприца.</w:t>
+            </w:r>
+          </w:p>
+        </w:tc>
+        <w:tc>
+          <w:tcPr/>
+          <w:p>
+            <w:pPr>
+              <w:pStyle w:val="Compact"/>
+              <w:jc w:val="left"/>
+            </w:pPr>
+            <w:r>
+              <w:t xml:space="preserve">과거 + и + 현재(회수)</w:t>
             </w:r>
           </w:p>
         </w:tc>
@@ -3364,19 +3364,19 @@
               <w:jc w:val="left"/>
             </w:pPr>
             <w:r>
-              <w:t xml:space="preserve">Линия осложнений, обучение.</w:t>
-            </w:r>
-          </w:p>
-        </w:tc>
-        <w:tc>
-          <w:tcPr/>
-          <w:p>
-            <w:pPr>
-              <w:pStyle w:val="Compact"/>
-              <w:jc w:val="left"/>
-            </w:pPr>
-            <w:r>
-              <w:t xml:space="preserve">명사 나열</w:t>
+              <w:t xml:space="preserve">Потом линия осложнений и обучение.</w:t>
+            </w:r>
+          </w:p>
+        </w:tc>
+        <w:tc>
+          <w:tcPr/>
+          <w:p>
+            <w:pPr>
+              <w:pStyle w:val="Compact"/>
+              <w:jc w:val="left"/>
+            </w:pPr>
+            <w:r>
+              <w:t xml:space="preserve">потом으로 항목 추가</w:t>
             </w:r>
           </w:p>
         </w:tc>
@@ -3402,19 +3402,19 @@
               <w:jc w:val="left"/>
             </w:pPr>
             <w:r>
-              <w:t xml:space="preserve">Остаётся около тысячи.</w:t>
-            </w:r>
-          </w:p>
-        </w:tc>
-        <w:tc>
-          <w:tcPr/>
-          <w:p>
-            <w:pPr>
-              <w:pStyle w:val="Compact"/>
-              <w:jc w:val="left"/>
-            </w:pPr>
-            <w:r>
-              <w:t xml:space="preserve">остаётся + около + 생격</w:t>
+              <w:t xml:space="preserve">В итоге остаётся около тысячи.</w:t>
+            </w:r>
+          </w:p>
+        </w:tc>
+        <w:tc>
+          <w:tcPr/>
+          <w:p>
+            <w:pPr>
+              <w:pStyle w:val="Compact"/>
+              <w:jc w:val="left"/>
+            </w:pPr>
+            <w:r>
+              <w:t xml:space="preserve">в итоге + остаётся + около + 생격</w:t>
             </w:r>
           </w:p>
         </w:tc>
@@ -3438,7 +3438,7 @@
         <w:t xml:space="preserve">“</w:t>
       </w:r>
       <w:r>
-        <w:t xml:space="preserve">Честно. Цена — … Закупка — … Ещё… Остаётся около…</w:t>
+        <w:t xml:space="preserve">Честно. Цена — … Закупка — … Ещё… Потом… В итоге остаётся около…</w:t>
       </w:r>
       <w:r>
         <w:t xml:space="preserve">”</w:t>
@@ -3457,7 +3457,7 @@
         <w:t xml:space="preserve"> </w:t>
       </w:r>
       <w:r>
-        <w:t xml:space="preserve">ещё · с каждого · около</w:t>
+        <w:t xml:space="preserve">ещё · и · потом · в итоге · около</w:t>
       </w:r>
       <w:r>
         <w:t xml:space="preserve"> </w:t>
@@ -3473,7 +3473,7 @@
         <w:t xml:space="preserve"> </w:t>
       </w:r>
       <w:r>
-        <w:t xml:space="preserve">자기 제품 가격을 원가 항목별로 25~32단어로 분해해 설명하기.</w:t>
+        <w:t xml:space="preserve">자기 제품 가격을 원가 항목별로 30~50단어로 분해해 설명하기.</w:t>
       </w:r>
     </w:p>
     <w:bookmarkEnd w:id="30"/>
@@ -3923,79 +3923,79 @@
         <w:pStyle w:val="FirstParagraph"/>
       </w:pPr>
       <w:r>
-        <w:t xml:space="preserve">크리스티나: 왔네요. 안 올 줄 알았어요. 같이 온 분은 누구예요?</w:t>
-      </w:r>
-    </w:p>
-    <w:p>
-      <w:pPr>
-        <w:pStyle w:val="BodyText"/>
-      </w:pPr>
-      <w:r>
-        <w:t xml:space="preserve">알렉세이: 옐레나 빅토로브나 코르닐로바. 의사예요. 30년 경력.</w:t>
-      </w:r>
-    </w:p>
-    <w:p>
-      <w:pPr>
-        <w:pStyle w:val="BodyText"/>
-      </w:pPr>
-      <w:r>
-        <w:t xml:space="preserve">코르닐로바: 안녕하세요. 서류철은 어디 둘까요?</w:t>
-      </w:r>
-    </w:p>
-    <w:p>
-      <w:pPr>
-        <w:pStyle w:val="BodyText"/>
-      </w:pPr>
-      <w:r>
-        <w:t xml:space="preserve">크리스티나: 테이블에요. 조명 위만 아니면 돼요. 조명이 3만이에요.</w:t>
-      </w:r>
-    </w:p>
-    <w:p>
-      <w:pPr>
-        <w:pStyle w:val="BodyText"/>
-      </w:pPr>
-      <w:r>
-        <w:t xml:space="preserve">디마: 전 구석에 앉을게요. 화면엔 안 나와요. 댓글을 볼게요.</w:t>
-      </w:r>
-    </w:p>
-    <w:p>
-      <w:pPr>
-        <w:pStyle w:val="BodyText"/>
-      </w:pPr>
-      <w:r>
-        <w:t xml:space="preserve">크리스티나: 규칙은 내 거예요. 변호사 없이. 화면 반을 가리는 서류 없이. 사람답게 말해요.</w:t>
-      </w:r>
-    </w:p>
-    <w:p>
-      <w:pPr>
-        <w:pStyle w:val="BodyText"/>
-      </w:pPr>
-      <w:r>
-        <w:t xml:space="preserve">알렉세이: 좋아요. 우리 쪽 조건이 하나 있어요.</w:t>
-      </w:r>
-    </w:p>
-    <w:p>
-      <w:pPr>
-        <w:pStyle w:val="BodyText"/>
-      </w:pPr>
-      <w:r>
-        <w:t xml:space="preserve">크리스티나: 뭔데요?</w:t>
-      </w:r>
-    </w:p>
-    <w:p>
-      <w:pPr>
-        <w:pStyle w:val="BodyText"/>
-      </w:pPr>
-      <w:r>
-        <w:t xml:space="preserve">알렉세이: 솔직하게 해요. 당신이 뭐든 물으면 우리가 답해요. 우리가 물으면 당신이 답하고.</w:t>
-      </w:r>
-    </w:p>
-    <w:p>
-      <w:pPr>
-        <w:pStyle w:val="BodyText"/>
-      </w:pPr>
-      <w:r>
-        <w:t xml:space="preserve">크리스티나: 뭐든? 돈 얘기도요?</w:t>
+        <w:t xml:space="preserve">크리스티나: 결국 왔네요. 솔직히 안 올 줄 알았어요. 같이 온 분은 누구예요?</w:t>
+      </w:r>
+    </w:p>
+    <w:p>
+      <w:pPr>
+        <w:pStyle w:val="BodyText"/>
+      </w:pPr>
+      <w:r>
+        <w:t xml:space="preserve">알렉세이: 옐레나 빅토로브나 코르닐로바, 의사예요. 30년 경력이 있어요.</w:t>
+      </w:r>
+    </w:p>
+    <w:p>
+      <w:pPr>
+        <w:pStyle w:val="BodyText"/>
+      </w:pPr>
+      <w:r>
+        <w:t xml:space="preserve">코르닐로바: 안녕하세요. 제 서류철은 어디에 둘까요?</w:t>
+      </w:r>
+    </w:p>
+    <w:p>
+      <w:pPr>
+        <w:pStyle w:val="BodyText"/>
+      </w:pPr>
+      <w:r>
+        <w:t xml:space="preserve">크리스티나: 테이블에요. 조명 위만 아니면 돼요, 조명이 3만이거든요.</w:t>
+      </w:r>
+    </w:p>
+    <w:p>
+      <w:pPr>
+        <w:pStyle w:val="BodyText"/>
+      </w:pPr>
+      <w:r>
+        <w:t xml:space="preserve">디마: 전 화면에 안 나오게 구석에 앉을게요. 댓글을 볼게요.</w:t>
+      </w:r>
+    </w:p>
+    <w:p>
+      <w:pPr>
+        <w:pStyle w:val="BodyText"/>
+      </w:pPr>
+      <w:r>
+        <w:t xml:space="preserve">크리스티나: 여기 규칙은 내 거예요. 변호사 없이, 화면 반을 가리는 서류 없이. 그냥 평범한 사람들처럼 말해요.</w:t>
+      </w:r>
+    </w:p>
+    <w:p>
+      <w:pPr>
+        <w:pStyle w:val="BodyText"/>
+      </w:pPr>
+      <w:r>
+        <w:t xml:space="preserve">알렉세이: 좋아요. 그런데 우리 쪽에도 조건이 하나 있어요.</w:t>
+      </w:r>
+    </w:p>
+    <w:p>
+      <w:pPr>
+        <w:pStyle w:val="BodyText"/>
+      </w:pPr>
+      <w:r>
+        <w:t xml:space="preserve">크리스티나: 무슨 조건인데요? 말해요, 듣고 있어요.</w:t>
+      </w:r>
+    </w:p>
+    <w:p>
+      <w:pPr>
+        <w:pStyle w:val="BodyText"/>
+      </w:pPr>
+      <w:r>
+        <w:t xml:space="preserve">알렉세이: 솔직하게 해요. 당신이 뭐든 물으면 우리가 답하고, 우리가 물으면 당신이 답하는 거예요.</w:t>
+      </w:r>
+    </w:p>
+    <w:p>
+      <w:pPr>
+        <w:pStyle w:val="BodyText"/>
+      </w:pPr>
+      <w:r>
+        <w:t xml:space="preserve">크리스티나: 뭐든지요? 돈 얘기도요?</w:t>
       </w:r>
     </w:p>
     <w:p>
@@ -4011,31 +4011,31 @@
         <w:pStyle w:val="BodyText"/>
       </w:pPr>
       <w:r>
-        <w:t xml:space="preserve">크리스티나: 좋아요. 솔직하게라면 솔직하게. 녹화해요?</w:t>
-      </w:r>
-    </w:p>
-    <w:p>
-      <w:pPr>
-        <w:pStyle w:val="BodyText"/>
-      </w:pPr>
-      <w:r>
-        <w:t xml:space="preserve">디마: 아니요. 동의 없이는 녹화 안 해요. 우리 규칙이에요.</w:t>
-      </w:r>
-    </w:p>
-    <w:p>
-      <w:pPr>
-        <w:pStyle w:val="BodyText"/>
-      </w:pPr>
-      <w:r>
-        <w:t xml:space="preserve">크리스티나: 이상한 사람들이야. 다들 녹화하는데. 7시 정각. 켤게요.</w:t>
-      </w:r>
-    </w:p>
-    <w:p>
-      <w:pPr>
-        <w:pStyle w:val="BodyText"/>
-      </w:pPr>
-      <w:r>
-        <w:t xml:space="preserve">코르닐로바: 켜세요. 라이브는 처음이에요. 하지만 수술실은 많이 가 봤죠.</w:t>
+        <w:t xml:space="preserve">크리스티나: 좋아요, 솔직하게라면 솔직하게. 지금 녹화하고 있어요?</w:t>
+      </w:r>
+    </w:p>
+    <w:p>
+      <w:pPr>
+        <w:pStyle w:val="BodyText"/>
+      </w:pPr>
+      <w:r>
+        <w:t xml:space="preserve">디마: 아니요. 동의 없이는 아무것도 녹화 안 해요, 우리 규칙이에요.</w:t>
+      </w:r>
+    </w:p>
+    <w:p>
+      <w:pPr>
+        <w:pStyle w:val="BodyText"/>
+      </w:pPr>
+      <w:r>
+        <w:t xml:space="preserve">크리스티나: 이상한 사람들이네요, 다들 녹화하는데. 벌써 7시 정각이에요, 켤게요.</w:t>
+      </w:r>
+    </w:p>
+    <w:p>
+      <w:pPr>
+        <w:pStyle w:val="BodyText"/>
+      </w:pPr>
+      <w:r>
+        <w:t xml:space="preserve">코르닐로바: 켜세요. 라이브는 한 번도 안 해 봤지만, 수술실은 수없이 가 봤어요.</w:t>
       </w:r>
     </w:p>
     <w:bookmarkEnd w:id="33"/>
@@ -4053,183 +4053,183 @@
         <w:pStyle w:val="FirstParagraph"/>
       </w:pPr>
       <w:r>
-        <w:t xml:space="preserve">크리스티나: 얘들아, 안녕! 오늘은 손님이 왔어. 그 엽서의 주인공들. 대표 알렉세이. 그리고 의사 선생님.</w:t>
-      </w:r>
-    </w:p>
-    <w:p>
-      <w:pPr>
-        <w:pStyle w:val="BodyText"/>
-      </w:pPr>
-      <w:r>
-        <w:t xml:space="preserve">알렉세이: 안녕하세요. 불러 주셔서 고마워요.</w:t>
-      </w:r>
-    </w:p>
-    <w:p>
-      <w:pPr>
-        <w:pStyle w:val="BodyText"/>
-      </w:pPr>
-      <w:r>
-        <w:t xml:space="preserve">크리스티나: 첫 질문은 — 내가. 솔직히: 왜 당신네 젤은 두 배 비싸요?</w:t>
-      </w:r>
-    </w:p>
-    <w:p>
-      <w:pPr>
-        <w:pStyle w:val="BodyText"/>
-      </w:pPr>
-      <w:r>
-        <w:t xml:space="preserve">알렉세이: 솔직히요. 주사기 하나 9,800. 공장 구매가 — 2,500. 통관, 세금, 냉장 배송 — 1,500 더. 등록에 600만 들었고, 주사기마다 회수해요. 합병증 상담선, 교육. 남는 건 약 천 루블이에요.</w:t>
-      </w:r>
-    </w:p>
-    <w:p>
-      <w:pPr>
-        <w:pStyle w:val="BodyText"/>
-      </w:pPr>
-      <w:r>
-        <w:t xml:space="preserve">크리스티나: 천. 만에서. 못 믿겠어요.</w:t>
-      </w:r>
-    </w:p>
-    <w:p>
-      <w:pPr>
-        <w:pStyle w:val="BodyText"/>
-      </w:pPr>
-      <w:r>
-        <w:t xml:space="preserve">알렉세이: 안 믿으셔도 돼요. 연간 보고서가 세무서에 있어요. 스무 명이 1년에 700만.</w:t>
-      </w:r>
-    </w:p>
-    <w:p>
-      <w:pPr>
-        <w:pStyle w:val="BodyText"/>
-      </w:pPr>
-      <w:r>
-        <w:t xml:space="preserve">크리스티나: 얘들이 쓰네요: 「거짓말」. 「의사한테 리베이트」. 진짜예요? 의사들한테 돈 줘요?</w:t>
-      </w:r>
-    </w:p>
-    <w:p>
-      <w:pPr>
-        <w:pStyle w:val="BodyText"/>
-      </w:pPr>
-      <w:r>
-        <w:t xml:space="preserve">코르닐로바: 나는 받아요. 하루 2만 7,250루블. 교육비로. 여기 계약서.</w:t>
-      </w:r>
-    </w:p>
-    <w:p>
-      <w:pPr>
-        <w:pStyle w:val="BodyText"/>
-      </w:pPr>
-      <w:r>
-        <w:t xml:space="preserve">크리스티나: 계약서. 얘들아, 계약서를 보여 주네. 그래서요? 그게 리베이트죠.</w:t>
-      </w:r>
-    </w:p>
-    <w:p>
-      <w:pPr>
-        <w:pStyle w:val="BodyText"/>
-      </w:pPr>
-      <w:r>
-        <w:t xml:space="preserve">코르닐로바: 리베이트는 판매에서 떼는 퍼센트예요. 여기엔 퍼센트가 없어요. 하나도. 내 과정 뒤에 그들이 주사기를 천 개 팔든 하나도 안 팔든 똑같이 받아요. 4항에 쓰여 있어요.</w:t>
-      </w:r>
-    </w:p>
-    <w:p>
-      <w:pPr>
-        <w:pStyle w:val="BodyText"/>
-      </w:pPr>
-      <w:r>
-        <w:t xml:space="preserve">크리스티나: 그럼 왜 가르쳐요? 판매에서 안 받는데?</w:t>
-      </w:r>
-    </w:p>
-    <w:p>
-      <w:pPr>
-        <w:pStyle w:val="BodyText"/>
-      </w:pPr>
-      <w:r>
-        <w:t xml:space="preserve">코르닐로바: 20년 동안 남의 실수를 고쳐 왔으니까요. 밤에, 주말에, 새해에. 지긋지긋해요. 실수는 줄고, 내 밤은 늘었으면 해요.</w:t>
-      </w:r>
-    </w:p>
-    <w:p>
-      <w:pPr>
-        <w:pStyle w:val="BodyText"/>
-      </w:pPr>
-      <w:r>
-        <w:t xml:space="preserve">크리스티나: 「환자한테는 얼마 받아요?」라고 쓰네요.</w:t>
-      </w:r>
-    </w:p>
-    <w:p>
-      <w:pPr>
-        <w:pStyle w:val="BodyText"/>
-      </w:pPr>
-      <w:r>
-        <w:t xml:space="preserve">코르닐로바: 입술에 2만 2천. 그중 젤이 — 1만. 나머진 내 일, 멸균, 2주 뒤 진찰. 그리고 밤에 나한테 걸 수 있는 전화.</w:t>
-      </w:r>
-    </w:p>
-    <w:p>
-      <w:pPr>
-        <w:pStyle w:val="BodyText"/>
-      </w:pPr>
-      <w:r>
-        <w:t xml:space="preserve">크리스티나: 밤에요? 밤에 전화를 받아요?</w:t>
-      </w:r>
-    </w:p>
-    <w:p>
-      <w:pPr>
-        <w:pStyle w:val="BodyText"/>
-      </w:pPr>
-      <w:r>
-        <w:t xml:space="preserve">코르닐로바: 한 달 전엔 밤을 꼬박 새웠어요. 입술을 치료했죠. 내 환자가 아닌.</w:t>
-      </w:r>
-    </w:p>
-    <w:p>
-      <w:pPr>
-        <w:pStyle w:val="BodyText"/>
-      </w:pPr>
-      <w:r>
-        <w:t xml:space="preserve">크리스티나: 그럼 누구 환자요?</w:t>
-      </w:r>
-    </w:p>
-    <w:p>
-      <w:pPr>
-        <w:pStyle w:val="BodyText"/>
-      </w:pPr>
-      <w:r>
-        <w:t xml:space="preserve">코르닐로바: 포돌스크의 마스터. 이름은 알료나. 아마 지금 이 방송에 있을 거예요.</w:t>
-      </w:r>
-    </w:p>
-    <w:p>
-      <w:pPr>
-        <w:pStyle w:val="BodyText"/>
-      </w:pPr>
-      <w:r>
-        <w:t xml:space="preserve">디마: 댓글. 「알료나 P.: 나 여기 있어요」. 방금.</w:t>
-      </w:r>
-    </w:p>
-    <w:p>
-      <w:pPr>
-        <w:pStyle w:val="BodyText"/>
-      </w:pPr>
-      <w:r>
-        <w:t xml:space="preserve">크리스티나: 알료나, 안녕. 얘들아, 이건… 우리 알료나야. 내 강좌 출신.</w:t>
-      </w:r>
-    </w:p>
-    <w:p>
-      <w:pPr>
-        <w:pStyle w:val="BodyText"/>
-      </w:pPr>
-      <w:r>
-        <w:t xml:space="preserve">알렉세이: 크리스티나, 질문해도 될까요? 규칙대로. 솔직하게.</w:t>
-      </w:r>
-    </w:p>
-    <w:p>
-      <w:pPr>
-        <w:pStyle w:val="BodyText"/>
-      </w:pPr>
-      <w:r>
-        <w:t xml:space="preserve">크리스티나: 해요. 안 무서워요.</w:t>
-      </w:r>
-    </w:p>
-    <w:p>
-      <w:pPr>
-        <w:pStyle w:val="BodyText"/>
-      </w:pPr>
-      <w:r>
-        <w:t xml:space="preserve">알렉세이: 주사기 하나에 얼마 벌어요?</w:t>
+        <w:t xml:space="preserve">크리스티나: 얘들아, 안녕! 오늘은 손님이 왔어, 그 엽서의 주인공들이야. 대표 알렉세이랑 의사 선생님.</w:t>
+      </w:r>
+    </w:p>
+    <w:p>
+      <w:pPr>
+        <w:pStyle w:val="BodyText"/>
+      </w:pPr>
+      <w:r>
+        <w:t xml:space="preserve">알렉세이: 모두 안녕하세요. 불러 주셔서 고마워요.</w:t>
+      </w:r>
+    </w:p>
+    <w:p>
+      <w:pPr>
+        <w:pStyle w:val="BodyText"/>
+      </w:pPr>
+      <w:r>
+        <w:t xml:space="preserve">크리스티나: 첫 질문은 내가 할게요. 솔직히 말해 줘요: 왜 당신네 젤은 두 배 비싸요?</w:t>
+      </w:r>
+    </w:p>
+    <w:p>
+      <w:pPr>
+        <w:pStyle w:val="BodyText"/>
+      </w:pPr>
+      <w:r>
+        <w:t xml:space="preserve">알렉세이: 솔직히요. 주사기 하나 9,800. 공장 구매가 2,500. 통관, 세금, 냉장 배송 1,500 더. 등록에 600만이 들었고, 그걸 주사기마다 회수해요. 그다음 합병증 상담선과 교육. 결국 남는 건 약 천 루블이에요.</w:t>
+      </w:r>
+    </w:p>
+    <w:p>
+      <w:pPr>
+        <w:pStyle w:val="BodyText"/>
+      </w:pPr>
+      <w:r>
+        <w:t xml:space="preserve">크리스티나: 만 루블 중에 천이요? 미안하지만 못 믿겠어요.</w:t>
+      </w:r>
+    </w:p>
+    <w:p>
+      <w:pPr>
+        <w:pStyle w:val="BodyText"/>
+      </w:pPr>
+      <w:r>
+        <w:t xml:space="preserve">알렉세이: 안 믿으셔도 돼요. 연간 보고서가 세무서에 있어요. 스무 명이 1년에 700만이에요.</w:t>
+      </w:r>
+    </w:p>
+    <w:p>
+      <w:pPr>
+        <w:pStyle w:val="BodyText"/>
+      </w:pPr>
+      <w:r>
+        <w:t xml:space="preserve">크리스티나: 얘들이 「거짓말」이래요. 「의사한테 리베이트」라고도 해요. 진짜예요? 의사들한테 돈 줘요?</w:t>
+      </w:r>
+    </w:p>
+    <w:p>
+      <w:pPr>
+        <w:pStyle w:val="BodyText"/>
+      </w:pPr>
+      <w:r>
+        <w:t xml:space="preserve">코르닐로바: 나는 교육비로 하루 2만 7,250루블 받아요. 여기 내 계약서요.</w:t>
+      </w:r>
+    </w:p>
+    <w:p>
+      <w:pPr>
+        <w:pStyle w:val="BodyText"/>
+      </w:pPr>
+      <w:r>
+        <w:t xml:space="preserve">크리스티나: 얘들아, 계약서를 보여 주네. 그래서요? 그게 바로 리베이트 아니에요?</w:t>
+      </w:r>
+    </w:p>
+    <w:p>
+      <w:pPr>
+        <w:pStyle w:val="BodyText"/>
+      </w:pPr>
+      <w:r>
+        <w:t xml:space="preserve">코르닐로바: 리베이트는 판매에서 떼는 퍼센트인데, 여긴 퍼센트가 하나도 없어요. 내 과정 뒤에 주사기를 천 개 팔든 하나도 안 팔든 똑같이 받아요. 4항에 쓰여 있으니 직접 읽어 보세요.</w:t>
+      </w:r>
+    </w:p>
+    <w:p>
+      <w:pPr>
+        <w:pStyle w:val="BodyText"/>
+      </w:pPr>
+      <w:r>
+        <w:t xml:space="preserve">크리스티나: 그럼 판매에서 안 받는데 왜 가르쳐요?</w:t>
+      </w:r>
+    </w:p>
+    <w:p>
+      <w:pPr>
+        <w:pStyle w:val="BodyText"/>
+      </w:pPr>
+      <w:r>
+        <w:t xml:space="preserve">코르닐로바: 20년 동안 밤에, 주말에, 새해에 남의 실수를 고쳐 왔으니까요. 지긋지긋해요. 실수는 줄고, 내 자유로운 밤은 늘었으면 해요.</w:t>
+      </w:r>
+    </w:p>
+    <w:p>
+      <w:pPr>
+        <w:pStyle w:val="BodyText"/>
+      </w:pPr>
+      <w:r>
+        <w:t xml:space="preserve">크리스티나: 얘들이 「환자한테는 얼마 받아요?」라고 물어요.</w:t>
+      </w:r>
+    </w:p>
+    <w:p>
+      <w:pPr>
+        <w:pStyle w:val="BodyText"/>
+      </w:pPr>
+      <w:r>
+        <w:t xml:space="preserve">코르닐로바: 입술에 2만 2천, 그중 젤이 1만이에요. 나머진 내 일, 멸균, 2주 뒤 진찰이에요. 그리고 밤에도 나한테 걸 수 있는 내 개인 전화번호요.</w:t>
+      </w:r>
+    </w:p>
+    <w:p>
+      <w:pPr>
+        <w:pStyle w:val="BodyText"/>
+      </w:pPr>
+      <w:r>
+        <w:t xml:space="preserve">크리스티나: 밤에요? 정말 밤에 전화를 받아요?</w:t>
+      </w:r>
+    </w:p>
+    <w:p>
+      <w:pPr>
+        <w:pStyle w:val="BodyText"/>
+      </w:pPr>
+      <w:r>
+        <w:t xml:space="preserve">코르닐로바: 한 달 전엔 입술을 치료하느라 밤을 꼬박 새웠어요. 그런데 그건 내 환자가 아니었어요.</w:t>
+      </w:r>
+    </w:p>
+    <w:p>
+      <w:pPr>
+        <w:pStyle w:val="BodyText"/>
+      </w:pPr>
+      <w:r>
+        <w:t xml:space="preserve">크리스티나: 그럼 누구 환자였어요?</w:t>
+      </w:r>
+    </w:p>
+    <w:p>
+      <w:pPr>
+        <w:pStyle w:val="BodyText"/>
+      </w:pPr>
+      <w:r>
+        <w:t xml:space="preserve">코르닐로바: 포돌스크 마스터의 고객이요, 마스터 이름은 알료나. 아마 지금 이 방송에 있을 거예요.</w:t>
+      </w:r>
+    </w:p>
+    <w:p>
+      <w:pPr>
+        <w:pStyle w:val="BodyText"/>
+      </w:pPr>
+      <w:r>
+        <w:t xml:space="preserve">디마: 댓글이 있어요: 「알료나 P.: 나 여기 있어요」. 방금 올라왔어요.</w:t>
+      </w:r>
+    </w:p>
+    <w:p>
+      <w:pPr>
+        <w:pStyle w:val="BodyText"/>
+      </w:pPr>
+      <w:r>
+        <w:t xml:space="preserve">크리스티나: 알료나, 안녕. 얘들아, 이건… 우리 알료나야, 내 강좌 출신.</w:t>
+      </w:r>
+    </w:p>
+    <w:p>
+      <w:pPr>
+        <w:pStyle w:val="BodyText"/>
+      </w:pPr>
+      <w:r>
+        <w:t xml:space="preserve">알렉세이: 크리스티나, 이제 내가 질문해도 될까요? 우리 규칙대로, 솔직하게요.</w:t>
+      </w:r>
+    </w:p>
+    <w:p>
+      <w:pPr>
+        <w:pStyle w:val="BodyText"/>
+      </w:pPr>
+      <w:r>
+        <w:t xml:space="preserve">크리스티나: 해요, 안 무서워요.</w:t>
+      </w:r>
+    </w:p>
+    <w:p>
+      <w:pPr>
+        <w:pStyle w:val="BodyText"/>
+      </w:pPr>
+      <w:r>
+        <w:t xml:space="preserve">알렉세이: 파는 주사기 하나에 얼마 버는지 말해 줄래요?</w:t>
       </w:r>
     </w:p>
     <w:p>
@@ -4245,87 +4245,87 @@
         <w:pStyle w:val="BodyText"/>
       </w:pPr>
       <w:r>
-        <w:t xml:space="preserve">알렉세이: 당신이 물었고, 우리가 답했어요. 천 루블.</w:t>
-      </w:r>
-    </w:p>
-    <w:p>
-      <w:pPr>
-        <w:pStyle w:val="BodyText"/>
-      </w:pPr>
-      <w:r>
-        <w:t xml:space="preserve">크리스티나: 좋아요. 1,800에 사요. 마스터들한테 — 4,900. 내가 놓으면 — 7천.</w:t>
-      </w:r>
-    </w:p>
-    <w:p>
-      <w:pPr>
-        <w:pStyle w:val="BodyText"/>
-      </w:pPr>
-      <w:r>
-        <w:t xml:space="preserve">코르닐로바: 1,800. 한국 공장의 진짜 젤 값보다 싸네요.</w:t>
-      </w:r>
-    </w:p>
-    <w:p>
-      <w:pPr>
-        <w:pStyle w:val="BodyText"/>
-      </w:pPr>
-      <w:r>
-        <w:t xml:space="preserve">크리스티나: 음, 공급자가 할인해 줘요. 도매로.</w:t>
-      </w:r>
-    </w:p>
-    <w:p>
-      <w:pPr>
-        <w:pStyle w:val="BodyText"/>
-      </w:pPr>
-      <w:r>
-        <w:t xml:space="preserve">코르닐로바: 도매. 나도 도매로 사요. 그런 할인은 아무도 안 해 줬어요.</w:t>
-      </w:r>
-    </w:p>
-    <w:p>
-      <w:pPr>
-        <w:pStyle w:val="BodyText"/>
-      </w:pPr>
-      <w:r>
-        <w:t xml:space="preserve">알렉세이: 공장은 원가 아래로 안 팔아요. 누구에게도. 도매라도.</w:t>
-      </w:r>
-    </w:p>
-    <w:p>
-      <w:pPr>
-        <w:pStyle w:val="BodyText"/>
-      </w:pPr>
-      <w:r>
-        <w:t xml:space="preserve">크리스티나: 얘들이 쓰네요: 「그럼 크리스티나 건 가짜야?」 아니야! 얘들아, 내 건 정품이야. 그렇게 들었어.</w:t>
-      </w:r>
-    </w:p>
-    <w:p>
-      <w:pPr>
-        <w:pStyle w:val="BodyText"/>
-      </w:pPr>
-      <w:r>
-        <w:t xml:space="preserve">코르닐로바: 그렇게 들었다. 그래요. 오늘 저녁 당신이 한 말 중 가장 솔직한 말이에요.</w:t>
-      </w:r>
-    </w:p>
-    <w:p>
-      <w:pPr>
-        <w:pStyle w:val="BodyText"/>
-      </w:pPr>
-      <w:r>
-        <w:t xml:space="preserve">크리스티나: 날 꼬투리 잡지 마요. 그러려고 부른 거 아니에요.</w:t>
-      </w:r>
-    </w:p>
-    <w:p>
-      <w:pPr>
-        <w:pStyle w:val="BodyText"/>
-      </w:pPr>
-      <w:r>
-        <w:t xml:space="preserve">알렉세이: 잡는 거 아니에요. 당신 질문에 답하고 있어요. 당신은 우리 질문에 답하고. 약속대로.</w:t>
-      </w:r>
-    </w:p>
-    <w:p>
-      <w:pPr>
-        <w:pStyle w:val="BodyText"/>
-      </w:pPr>
-      <w:r>
-        <w:t xml:space="preserve">크리스티나: 시청자 — 9천 명. 이렇게 많은 적 없었어요. 좋아요. 선생님 질문.</w:t>
+        <w:t xml:space="preserve">알렉세이: 당신이 물었고 우리가 답했어요, 천 루블. 이제 당신 차례예요.</w:t>
+      </w:r>
+    </w:p>
+    <w:p>
+      <w:pPr>
+        <w:pStyle w:val="BodyText"/>
+      </w:pPr>
+      <w:r>
+        <w:t xml:space="preserve">크리스티나: 좋아요. 1,800에 사서 마스터들한테 4,900에 팔고, 내가 놓으면 7천이에요.</w:t>
+      </w:r>
+    </w:p>
+    <w:p>
+      <w:pPr>
+        <w:pStyle w:val="BodyText"/>
+      </w:pPr>
+      <w:r>
+        <w:t xml:space="preserve">코르닐로바: 1,800이요? 한국 공장의 진짜 젤 값보다도 싸네요.</w:t>
+      </w:r>
+    </w:p>
+    <w:p>
+      <w:pPr>
+        <w:pStyle w:val="BodyText"/>
+      </w:pPr>
+      <w:r>
+        <w:t xml:space="preserve">크리스티나: 음, 공급자가 도매로 사니까 할인해 줘요.</w:t>
+      </w:r>
+    </w:p>
+    <w:p>
+      <w:pPr>
+        <w:pStyle w:val="BodyText"/>
+      </w:pPr>
+      <w:r>
+        <w:t xml:space="preserve">코르닐로바: 도매요? 나도 도매로 사는데, 그런 할인은 한 번도 받아 본 적 없어요.</w:t>
+      </w:r>
+    </w:p>
+    <w:p>
+      <w:pPr>
+        <w:pStyle w:val="BodyText"/>
+      </w:pPr>
+      <w:r>
+        <w:t xml:space="preserve">알렉세이: 공장은 도매라도 누구에게도 원가 아래로 안 팔아요.</w:t>
+      </w:r>
+    </w:p>
+    <w:p>
+      <w:pPr>
+        <w:pStyle w:val="BodyText"/>
+      </w:pPr>
+      <w:r>
+        <w:t xml:space="preserve">크리스티나: 얘들이 「그럼 크리스티나 건 가짜야?」래요. 아니야, 얘들아! 내 건 정품이야. 그렇게 들었어.</w:t>
+      </w:r>
+    </w:p>
+    <w:p>
+      <w:pPr>
+        <w:pStyle w:val="BodyText"/>
+      </w:pPr>
+      <w:r>
+        <w:t xml:space="preserve">코르닐로바: 「그렇게 들었다」… 그게 오늘 저녁 당신이 한 말 중 가장 솔직한 말이에요.</w:t>
+      </w:r>
+    </w:p>
+    <w:p>
+      <w:pPr>
+        <w:pStyle w:val="BodyText"/>
+      </w:pPr>
+      <w:r>
+        <w:t xml:space="preserve">크리스티나: 말꼬리 잡지 마요. 그러려고 부른 거 아니에요.</w:t>
+      </w:r>
+    </w:p>
+    <w:p>
+      <w:pPr>
+        <w:pStyle w:val="BodyText"/>
+      </w:pPr>
+      <w:r>
+        <w:t xml:space="preserve">알렉세이: 잡는 거 아니에요. 약속대로 당신 질문에 우리가 답하고, 우리 질문에 당신이 답하는 거예요.</w:t>
+      </w:r>
+    </w:p>
+    <w:p>
+      <w:pPr>
+        <w:pStyle w:val="BodyText"/>
+      </w:pPr>
+      <w:r>
+        <w:t xml:space="preserve">크리스티나: 시청자가 벌써 9천 명이에요, 이렇게 많은 적 없었어요. 좋아요, 선생님 질문 해요.</w:t>
       </w:r>
     </w:p>
     <w:bookmarkEnd w:id="34"/>
@@ -4351,175 +4351,175 @@
         <w:pStyle w:val="BodyText"/>
       </w:pPr>
       <w:r>
-        <w:t xml:space="preserve">크리스티나: 공급자한테서요.</w:t>
-      </w:r>
-    </w:p>
-    <w:p>
-      <w:pPr>
-        <w:pStyle w:val="BodyText"/>
-      </w:pPr>
-      <w:r>
-        <w:t xml:space="preserve">코르닐로바: 그 사람 이름은요?</w:t>
-      </w:r>
-    </w:p>
-    <w:p>
-      <w:pPr>
-        <w:pStyle w:val="BodyText"/>
-      </w:pPr>
-      <w:r>
-        <w:t xml:space="preserve">크리스티나: 중요하지 않아요.</w:t>
-      </w:r>
-    </w:p>
-    <w:p>
-      <w:pPr>
-        <w:pStyle w:val="BodyText"/>
-      </w:pPr>
-      <w:r>
-        <w:t xml:space="preserve">코르닐로바: 환자에겐 — 중요해요. 내일 무슨 일이 생기면, 누구한테 전화하죠?</w:t>
-      </w:r>
-    </w:p>
-    <w:p>
-      <w:pPr>
-        <w:pStyle w:val="BodyText"/>
-      </w:pPr>
-      <w:r>
-        <w:t xml:space="preserve">크리스티나: 나한테요. 난 늘 연락돼요. 얘들도 알아요.</w:t>
-      </w:r>
-    </w:p>
-    <w:p>
-      <w:pPr>
-        <w:pStyle w:val="BodyText"/>
-      </w:pPr>
-      <w:r>
-        <w:t xml:space="preserve">코르닐로바: 좋아요. 그럼 마스터 대 마스터 질문. 입술 위 피부가 하얘졌어요. 주사 직후에. 어떻게 해요?</w:t>
-      </w:r>
-    </w:p>
-    <w:p>
-      <w:pPr>
-        <w:pStyle w:val="BodyText"/>
-      </w:pPr>
-      <w:r>
-        <w:t xml:space="preserve">크리스티나: 나… 그 질문 전에 받은 적 있어요. 저 사람한테. 구석에.</w:t>
-      </w:r>
-    </w:p>
-    <w:p>
-      <w:pPr>
-        <w:pStyle w:val="BodyText"/>
-      </w:pPr>
-      <w:r>
-        <w:t xml:space="preserve">디마: 제가 물었죠. 한 달 전에. 여기서.</w:t>
-      </w:r>
-    </w:p>
-    <w:p>
-      <w:pPr>
-        <w:pStyle w:val="BodyText"/>
-      </w:pPr>
-      <w:r>
-        <w:t xml:space="preserve">크리스티나: 그때 난 말했어요: 마사지. 따뜻한 찜질. 얘들아, 영상에서도 그렇게 가르쳤어. 7분째에.</w:t>
-      </w:r>
-    </w:p>
-    <w:p>
-      <w:pPr>
-        <w:pStyle w:val="BodyText"/>
-      </w:pPr>
-      <w:r>
-        <w:t xml:space="preserve">코르닐로바: 사진 보여 줘도 될까요? 환자 동의를 받았어요. 그날 밤 다리야의 입술이에요.</w:t>
-      </w:r>
-    </w:p>
-    <w:p>
-      <w:pPr>
-        <w:pStyle w:val="BodyText"/>
-      </w:pPr>
-      <w:r>
-        <w:t xml:space="preserve">크리스티나: 보여 주세요.</w:t>
-      </w:r>
-    </w:p>
-    <w:p>
-      <w:pPr>
-        <w:pStyle w:val="BodyText"/>
-      </w:pPr>
-      <w:r>
-        <w:t xml:space="preserve">코르닐로바: 보이죠? 가운데는 하얗고. 가장자리는 파란 그물. 젤이 혈관을 막은 거예요. 피가 안 가는 피부는 몇 시간 만에 죽어요. 여기서 마사지는 소용없어요. 효소가 도와요, 그리고 그건 의사가 놔야 해요.</w:t>
-      </w:r>
-    </w:p>
-    <w:p>
-      <w:pPr>
-        <w:pStyle w:val="BodyText"/>
-      </w:pPr>
-      <w:r>
-        <w:t xml:space="preserve">크리스티나: 댓글이… 엄청 와요. 「나도 그런 적 있어」. 「내 고객도」. 「몰랐어」.</w:t>
-      </w:r>
-    </w:p>
-    <w:p>
-      <w:pPr>
-        <w:pStyle w:val="BodyText"/>
-      </w:pPr>
-      <w:r>
-        <w:t xml:space="preserve">디마: 1분에 댓글 40개. 대부분 — 마스터들이에요.</w:t>
-      </w:r>
-    </w:p>
-    <w:p>
-      <w:pPr>
-        <w:pStyle w:val="BodyText"/>
-      </w:pPr>
-      <w:r>
-        <w:t xml:space="preserve">코르닐로바: 얘들아, 내 말 들어요. 주사 놓는 법은 안 가르쳐요. 절대. 하지만 하얀 점을 보면 — 전화해요. 번호는 화면에. 바로, 밤이든, 주말이든. 아침을 기다리지 마요.</w:t>
-      </w:r>
-    </w:p>
-    <w:p>
-      <w:pPr>
-        <w:pStyle w:val="BodyText"/>
-      </w:pPr>
-      <w:r>
-        <w:t xml:space="preserve">크리스티나: 선생님, 내 방송에서 당신네 상담선을 광고하시네요.</w:t>
-      </w:r>
-    </w:p>
-    <w:p>
-      <w:pPr>
-        <w:pStyle w:val="BodyText"/>
-      </w:pPr>
-      <w:r>
-        <w:t xml:space="preserve">코르닐로바: 당신 고객들의 입술을 광고하는 거예요. 상담선은 무료예요. 모두에게. 당신 고객에게도.</w:t>
-      </w:r>
-    </w:p>
-    <w:p>
-      <w:pPr>
-        <w:pStyle w:val="BodyText"/>
-      </w:pPr>
-      <w:r>
-        <w:t xml:space="preserve">크리스티나: 무료. 내 고객에게. 왜요?</w:t>
-      </w:r>
-    </w:p>
-    <w:p>
-      <w:pPr>
-        <w:pStyle w:val="BodyText"/>
-      </w:pPr>
-      <w:r>
-        <w:t xml:space="preserve">알렉세이: 얼굴은 누가 경쟁자인지 상관없으니까요. 전에도 말했죠. 여기서, 1월에.</w:t>
-      </w:r>
-    </w:p>
-    <w:p>
-      <w:pPr>
-        <w:pStyle w:val="BodyText"/>
-      </w:pPr>
-      <w:r>
-        <w:t xml:space="preserve">크리스티나: 말했죠. 그때 번호를 저장했어요. 아무한테도 말 안 했고요.</w:t>
-      </w:r>
-    </w:p>
-    <w:p>
-      <w:pPr>
-        <w:pStyle w:val="BodyText"/>
-      </w:pPr>
-      <w:r>
-        <w:t xml:space="preserve">알렉세이: 이제 말했네요. 9천 명에게.</w:t>
-      </w:r>
-    </w:p>
-    <w:p>
-      <w:pPr>
-        <w:pStyle w:val="BodyText"/>
-      </w:pPr>
-      <w:r>
-        <w:t xml:space="preserve">크리스티나: 얘들아, 솔직하게 말할게. 한 달 전까지 난 폐색이 뭔지 몰랐어. 전혀. 저 사람한테 배웠어. 디마한테. 이 방에서. 그리고 그날 저녁 내내 부끄러웠어.</w:t>
+        <w:t xml:space="preserve">크리스티나: 물론 알죠, 공급자한테서요.</w:t>
+      </w:r>
+    </w:p>
+    <w:p>
+      <w:pPr>
+        <w:pStyle w:val="BodyText"/>
+      </w:pPr>
+      <w:r>
+        <w:t xml:space="preserve">코르닐로바: 그 공급자 이름이 뭐예요?</w:t>
+      </w:r>
+    </w:p>
+    <w:p>
+      <w:pPr>
+        <w:pStyle w:val="BodyText"/>
+      </w:pPr>
+      <w:r>
+        <w:t xml:space="preserve">크리스티나: 그건 지금 전혀 중요하지 않아요, 다른 얘기 해요.</w:t>
+      </w:r>
+    </w:p>
+    <w:p>
+      <w:pPr>
+        <w:pStyle w:val="BodyText"/>
+      </w:pPr>
+      <w:r>
+        <w:t xml:space="preserve">코르닐로바: 환자에겐 중요해요. 내일 무슨 일이 생기면 누구한테 전화하겠어요?</w:t>
+      </w:r>
+    </w:p>
+    <w:p>
+      <w:pPr>
+        <w:pStyle w:val="BodyText"/>
+      </w:pPr>
+      <w:r>
+        <w:t xml:space="preserve">크리스티나: 나한테요, 난 늘 연락되니까요. 얘들도 알아요.</w:t>
+      </w:r>
+    </w:p>
+    <w:p>
+      <w:pPr>
+        <w:pStyle w:val="BodyText"/>
+      </w:pPr>
+      <w:r>
+        <w:t xml:space="preserve">코르닐로바: 좋아요. 그럼 마스터 대 마스터로 물을게요. 주사 직후에 입술 위 피부가 하얘졌어요. 어떻게 해요?</w:t>
+      </w:r>
+    </w:p>
+    <w:p>
+      <w:pPr>
+        <w:pStyle w:val="BodyText"/>
+      </w:pPr>
+      <w:r>
+        <w:t xml:space="preserve">크리스티나: 나… 그 질문 전에 받은 적 있어요. 구석에 앉은 저 사람한테요.</w:t>
+      </w:r>
+    </w:p>
+    <w:p>
+      <w:pPr>
+        <w:pStyle w:val="BodyText"/>
+      </w:pPr>
+      <w:r>
+        <w:t xml:space="preserve">디마: 네, 한 달 전에 바로 이 스튜디오에서 제가 물었죠.</w:t>
+      </w:r>
+    </w:p>
+    <w:p>
+      <w:pPr>
+        <w:pStyle w:val="BodyText"/>
+      </w:pPr>
+      <w:r>
+        <w:t xml:space="preserve">크리스티나: 그때 마사지하고 따뜻한 찜질하라고 했어요. 얘들아, 영상에서도 7분째에 그렇게 가르쳤어.</w:t>
+      </w:r>
+    </w:p>
+    <w:p>
+      <w:pPr>
+        <w:pStyle w:val="BodyText"/>
+      </w:pPr>
+      <w:r>
+        <w:t xml:space="preserve">코르닐로바: 사진 보여 줘도 될까요? 환자가 동의했어요. 그날 밤 다리야의 입술이에요.</w:t>
+      </w:r>
+    </w:p>
+    <w:p>
+      <w:pPr>
+        <w:pStyle w:val="BodyText"/>
+      </w:pPr>
+      <w:r>
+        <w:t xml:space="preserve">크리스티나: 환자가 동의했다면 보여 주세요.</w:t>
+      </w:r>
+    </w:p>
+    <w:p>
+      <w:pPr>
+        <w:pStyle w:val="BodyText"/>
+      </w:pPr>
+      <w:r>
+        <w:t xml:space="preserve">코르닐로바: 보이죠? 가운데는 하얗고 가장자리는 파란 그물이에요. 젤이 혈관을 막은 거고, 피가 안 가는 피부는 몇 시간 만에 죽어요. 여기서 마사지는 소용없어요. 효소가 도와요, 그리고 그건 다른 누구도 아닌 의사가 놔야 해요.</w:t>
+      </w:r>
+    </w:p>
+    <w:p>
+      <w:pPr>
+        <w:pStyle w:val="BodyText"/>
+      </w:pPr>
+      <w:r>
+        <w:t xml:space="preserve">크리스티나: 댓글이… 엄청 와요: 「나도 그런 적 있어」. 「내 고객도」. 「몰랐어」.</w:t>
+      </w:r>
+    </w:p>
+    <w:p>
+      <w:pPr>
+        <w:pStyle w:val="BodyText"/>
+      </w:pPr>
+      <w:r>
+        <w:t xml:space="preserve">디마: 1분에 댓글 40개, 대부분 마스터들이에요.</w:t>
+      </w:r>
+    </w:p>
+    <w:p>
+      <w:pPr>
+        <w:pStyle w:val="BodyText"/>
+      </w:pPr>
+      <w:r>
+        <w:t xml:space="preserve">코르닐로바: 얘들아, 내 말 들어요. 주사 놓는 법은 절대 안 가르쳐요. 하지만 하얀 점을 보면 전화해요. 번호는 화면에 있어요. 바로, 밤이든 주말이든. 아침을 기다리지 마요.</w:t>
+      </w:r>
+    </w:p>
+    <w:p>
+      <w:pPr>
+        <w:pStyle w:val="BodyText"/>
+      </w:pPr>
+      <w:r>
+        <w:t xml:space="preserve">크리스티나: 선생님, 지금 내 방송에서 당신네 상담선을 광고하시는 거 알아요?</w:t>
+      </w:r>
+    </w:p>
+    <w:p>
+      <w:pPr>
+        <w:pStyle w:val="BodyText"/>
+      </w:pPr>
+      <w:r>
+        <w:t xml:space="preserve">코르닐로바: 난 당신 고객들의 입술을 광고하는 거예요. 상담선은 무료고 모두에게, 당신 고객에게도 열려 있어요.</w:t>
+      </w:r>
+    </w:p>
+    <w:p>
+      <w:pPr>
+        <w:pStyle w:val="BodyText"/>
+      </w:pPr>
+      <w:r>
+        <w:t xml:space="preserve">크리스티나: 무료에, 내 고객에게도요? 그런데 왜요?</w:t>
+      </w:r>
+    </w:p>
+    <w:p>
+      <w:pPr>
+        <w:pStyle w:val="BodyText"/>
+      </w:pPr>
+      <w:r>
+        <w:t xml:space="preserve">알렉세이: 얼굴은 누가 경쟁자인지 상관없으니까요. 1월에 바로 여기서 말했죠.</w:t>
+      </w:r>
+    </w:p>
+    <w:p>
+      <w:pPr>
+        <w:pStyle w:val="BodyText"/>
+      </w:pPr>
+      <w:r>
+        <w:t xml:space="preserve">크리스티나: 말했죠. 그때 번호를 저장하고 아무한테도 말 안 했어요.</w:t>
+      </w:r>
+    </w:p>
+    <w:p>
+      <w:pPr>
+        <w:pStyle w:val="BodyText"/>
+      </w:pPr>
+      <w:r>
+        <w:t xml:space="preserve">알렉세이: 그런데 이제 9천 명에게 말했네요.</w:t>
+      </w:r>
+    </w:p>
+    <w:p>
+      <w:pPr>
+        <w:pStyle w:val="BodyText"/>
+      </w:pPr>
+      <w:r>
+        <w:t xml:space="preserve">크리스티나: 얘들아, 솔직하게 말할게. 한 달 전까지 난 폐색이 뭔지 전혀 몰랐어. 저 사람, 디마한테 바로 이 방에서 배웠어. 그리고 그날 저녁 내내, 그 뒤로도 오래 부끄러웠어.</w:t>
       </w:r>
     </w:p>
     <w:p>
@@ -4535,15 +4535,15 @@
         <w:pStyle w:val="BodyText"/>
       </w:pPr>
       <w:r>
-        <w:t xml:space="preserve">크리스티나: 칭찬하지 마요. 지금 너무 괴로워요.</w:t>
-      </w:r>
-    </w:p>
-    <w:p>
-      <w:pPr>
-        <w:pStyle w:val="BodyText"/>
-      </w:pPr>
-      <w:r>
-        <w:t xml:space="preserve">알렉세이: 그게 정상이에요. 나도 내가 얼마나 몰랐는지 깨달았을 때 괴로웠어요.</w:t>
+        <w:t xml:space="preserve">크리스티나: 칭찬하지 마요, 지금 너무 괴로워요.</w:t>
+      </w:r>
+    </w:p>
+    <w:p>
+      <w:pPr>
+        <w:pStyle w:val="BodyText"/>
+      </w:pPr>
+      <w:r>
+        <w:t xml:space="preserve">알렉세이: 그게 정상이에요. 나도 내가 얼마나 많이 몰랐는지 깨달았을 때 괴로웠어요.</w:t>
       </w:r>
     </w:p>
     <w:p>
@@ -4559,23 +4559,23 @@
         <w:pStyle w:val="BodyText"/>
       </w:pPr>
       <w:r>
-        <w:t xml:space="preserve">알렉세이: 1년 전엔 홀로그램의 마이크로 문자가 뭔지 몰랐어요. 한 달 전엔 쓰레기통에서 번호를 훔칠 수 있다는 걸 몰랐고요. 매달 내가 얼마나 더 모르는지 알게 돼요.</w:t>
-      </w:r>
-    </w:p>
-    <w:p>
-      <w:pPr>
-        <w:pStyle w:val="BodyText"/>
-      </w:pPr>
-      <w:r>
-        <w:t xml:space="preserve">디마: 크리스티나. 전화 와요. 휴대폰 화면에.</w:t>
-      </w:r>
-    </w:p>
-    <w:p>
-      <w:pPr>
-        <w:pStyle w:val="BodyText"/>
-      </w:pPr>
-      <w:r>
-        <w:t xml:space="preserve">크리스티나: 보여요. 아르투르예요.</w:t>
+        <w:t xml:space="preserve">알렉세이: 1년 전엔 홀로그램의 마이크로 문자가 뭔지 몰랐고, 한 달 전엔 쓰레기통에서 번호를 훔칠 수 있다는 걸 몰랐어요. 그리고 매달 새로 내가 얼마나 더 모르는지 알게 되는데, 그건 정상이에요.</w:t>
+      </w:r>
+    </w:p>
+    <w:p>
+      <w:pPr>
+        <w:pStyle w:val="BodyText"/>
+      </w:pPr>
+      <w:r>
+        <w:t xml:space="preserve">디마: 크리스티나, 전화 와요. 휴대폰 화면에 보여요.</w:t>
+      </w:r>
+    </w:p>
+    <w:p>
+      <w:pPr>
+        <w:pStyle w:val="BodyText"/>
+      </w:pPr>
+      <w:r>
+        <w:t xml:space="preserve">크리스티나: 보여요. 지금 아르투르가 전화하고 있어요.</w:t>
       </w:r>
     </w:p>
     <w:bookmarkEnd w:id="35"/>
@@ -4593,199 +4593,199 @@
         <w:pStyle w:val="FirstParagraph"/>
       </w:pPr>
       <w:r>
-        <w:t xml:space="preserve">알렉세이: 내가 상관할 일은 아니에요. 받아도 되고. 안 받아도 되고.</w:t>
-      </w:r>
-    </w:p>
-    <w:p>
-      <w:pPr>
-        <w:pStyle w:val="BodyText"/>
-      </w:pPr>
-      <w:r>
-        <w:t xml:space="preserve">크리스티나: 얘들이 봐요. 화면에. 「아르투르」. 내 공급자. 이름이 뭐냐고 물었죠.</w:t>
-      </w:r>
-    </w:p>
-    <w:p>
-      <w:pPr>
-        <w:pStyle w:val="BodyText"/>
-      </w:pPr>
-      <w:r>
-        <w:t xml:space="preserve">코르닐로바: 크리스티나, 그럴 의무 없어요.</w:t>
-      </w:r>
-    </w:p>
-    <w:p>
-      <w:pPr>
-        <w:pStyle w:val="BodyText"/>
-      </w:pPr>
-      <w:r>
-        <w:t xml:space="preserve">크리스티나: 안 받을 거예요. 걸라고 해요. 방송이 잘못 가면 늘 전화해요.</w:t>
-      </w:r>
-    </w:p>
-    <w:p>
-      <w:pPr>
-        <w:pStyle w:val="BodyText"/>
-      </w:pPr>
-      <w:r>
-        <w:t xml:space="preserve">디마: 댓글에 — 「관리팀」. 이렇게 써요: 「기술적인 이유로 방송이 중단됩니다」.</w:t>
-      </w:r>
-    </w:p>
-    <w:p>
-      <w:pPr>
-        <w:pStyle w:val="BodyText"/>
-      </w:pPr>
-      <w:r>
-        <w:t xml:space="preserve">크리스티나: 관리팀. 얘들아, 끝까지 솔직하게 할게. 시작했으니까. 채널은 내 게 아니야.</w:t>
-      </w:r>
-    </w:p>
-    <w:p>
-      <w:pPr>
-        <w:pStyle w:val="BodyText"/>
-      </w:pPr>
-      <w:r>
-        <w:t xml:space="preserve">알렉세이: 당신 게 아니라고요?</w:t>
-      </w:r>
-    </w:p>
-    <w:p>
-      <w:pPr>
-        <w:pStyle w:val="BodyText"/>
-      </w:pPr>
-      <w:r>
-        <w:t xml:space="preserve">크리스티나: 아르투르의 채널이에요. 그가 만들었고, 광고비를 내고, 「관리팀」 이름으로 게시물을 써요. 난 — 얼굴이에요. 손톱 예쁜 아가씨. 판매마다 퍼센트를 받아요.</w:t>
-      </w:r>
-    </w:p>
-    <w:p>
-      <w:pPr>
-        <w:pStyle w:val="BodyText"/>
-      </w:pPr>
-      <w:r>
-        <w:t xml:space="preserve">코르닐로바: 판매에서 떼는 퍼센트.</w:t>
-      </w:r>
-    </w:p>
-    <w:p>
-      <w:pPr>
-        <w:pStyle w:val="BodyText"/>
-      </w:pPr>
-      <w:r>
-        <w:t xml:space="preserve">크리스티나: 판매에서. 선생님 말대로라면 — 그게 리베이트죠. 다만 거꾸로. 나한테.</w:t>
-      </w:r>
-    </w:p>
-    <w:p>
-      <w:pPr>
-        <w:pStyle w:val="BodyText"/>
-      </w:pPr>
-      <w:r>
-        <w:t xml:space="preserve">디마: 시청자 — 1만 2천. 채널 전체가 여기 있어요.</w:t>
-      </w:r>
-    </w:p>
-    <w:p>
-      <w:pPr>
-        <w:pStyle w:val="BodyText"/>
-      </w:pPr>
-      <w:r>
-        <w:t xml:space="preserve">크리스티나: 또 전화해요. 내일 채널이 어떻게 될지 몰라요. 하지만 오늘은 알아요.</w:t>
-      </w:r>
-    </w:p>
-    <w:p>
-      <w:pPr>
-        <w:pStyle w:val="BodyText"/>
-      </w:pPr>
-      <w:r>
-        <w:t xml:space="preserve">알렉세이: 뭘요?</w:t>
-      </w:r>
-    </w:p>
-    <w:p>
-      <w:pPr>
-        <w:pStyle w:val="BodyText"/>
-      </w:pPr>
-      <w:r>
-        <w:t xml:space="preserve">크리스티나: 주사를 놓는다면 — 번호를 기억해. 내 번호 말고. 저 사람들 번호. 하얀 점 — 바로 전화해. 아침을 기다리지 마. 마사지하지 마. 내가 틀렸어, 얘들아. 3년 동안 잘못 가르쳤어.</w:t>
-      </w:r>
-    </w:p>
-    <w:p>
-      <w:pPr>
-        <w:pStyle w:val="BodyText"/>
-      </w:pPr>
-      <w:r>
-        <w:t xml:space="preserve">코르닐로바: 고마워요. 그 말이 오늘 저녁 전부의 값어치가 있어요.</w:t>
-      </w:r>
-    </w:p>
-    <w:p>
-      <w:pPr>
-        <w:pStyle w:val="BodyText"/>
-      </w:pPr>
-      <w:r>
-        <w:t xml:space="preserve">디마: 방송이… 방송이 끊겼어요. 화면에: 「관리자가 방송을 종료했습니다」.</w:t>
-      </w:r>
-    </w:p>
-    <w:p>
-      <w:pPr>
-        <w:pStyle w:val="BodyText"/>
-      </w:pPr>
-      <w:r>
-        <w:t xml:space="preserve">크리스티나: 그가 껐어요. 자기 폰에서. 그럴 수 있어요.</w:t>
-      </w:r>
-    </w:p>
-    <w:p>
-      <w:pPr>
-        <w:pStyle w:val="BodyText"/>
-      </w:pPr>
-      <w:r>
-        <w:t xml:space="preserve">알렉세이: 몇 명이나 봤어요?</w:t>
-      </w:r>
-    </w:p>
-    <w:p>
-      <w:pPr>
-        <w:pStyle w:val="BodyText"/>
-      </w:pPr>
-      <w:r>
-        <w:t xml:space="preserve">디마: 최고 1만 2,400. 마지막 말은 모두가 봤어요.</w:t>
-      </w:r>
-    </w:p>
-    <w:p>
-      <w:pPr>
-        <w:pStyle w:val="BodyText"/>
-      </w:pPr>
-      <w:r>
-        <w:t xml:space="preserve">크리스티나: 비밀번호. 비밀번호를 바꾸고 있어요. 채널에서 튕겨 나갔어요. 봐요. 「비밀번호가 틀렸습니다」.</w:t>
-      </w:r>
-    </w:p>
-    <w:p>
-      <w:pPr>
-        <w:pStyle w:val="BodyText"/>
-      </w:pPr>
-      <w:r>
-        <w:t xml:space="preserve">코르닐로바: 크리스티나, 앉아요. 물 마셔요. 손이 떨려요.</w:t>
-      </w:r>
-    </w:p>
-    <w:p>
-      <w:pPr>
-        <w:pStyle w:val="BodyText"/>
-      </w:pPr>
-      <w:r>
-        <w:t xml:space="preserve">크리스티나: 3년. 3년 동안 그건 내 목소리였어요. 그의 채널이지만 내 목소리.</w:t>
-      </w:r>
-    </w:p>
-    <w:p>
-      <w:pPr>
-        <w:pStyle w:val="BodyText"/>
-      </w:pPr>
-      <w:r>
-        <w:t xml:space="preserve">알렉세이: 목소리는 당신 거예요. 채널은 아니고요. 다른 거예요.</w:t>
-      </w:r>
-    </w:p>
-    <w:p>
-      <w:pPr>
-        <w:pStyle w:val="BodyText"/>
-      </w:pPr>
-      <w:r>
-        <w:t xml:space="preserve">크리스티나: 말은 예쁘게 하시네요. 당신은 쉽죠. 스무 명이랑 판지가 있으니까.</w:t>
-      </w:r>
-    </w:p>
-    <w:p>
-      <w:pPr>
-        <w:pStyle w:val="BodyText"/>
-      </w:pPr>
-      <w:r>
-        <w:t xml:space="preserve">알렉세이: 지금은 — 쉽죠. 3년 전엔 셋이었고 마이너스 1,400만이었어요.</w:t>
+        <w:t xml:space="preserve">알렉세이: 내가 상관할 일은 아니에요. 받아도 되고, 안 받아도 돼요.</w:t>
+      </w:r>
+    </w:p>
+    <w:p>
+      <w:pPr>
+        <w:pStyle w:val="BodyText"/>
+      </w:pPr>
+      <w:r>
+        <w:t xml:space="preserve">크리스티나: 얘들이 화면에서 봐요: 「아르투르」. 내 공급자예요. 이름이 뭐냐고 물었죠.</w:t>
+      </w:r>
+    </w:p>
+    <w:p>
+      <w:pPr>
+        <w:pStyle w:val="BodyText"/>
+      </w:pPr>
+      <w:r>
+        <w:t xml:space="preserve">코르닐로바: 크리스티나, 아무것도 설명할 의무 없어요.</w:t>
+      </w:r>
+    </w:p>
+    <w:p>
+      <w:pPr>
+        <w:pStyle w:val="BodyText"/>
+      </w:pPr>
+      <w:r>
+        <w:t xml:space="preserve">크리스티나: 안 받을 거예요, 걸라고 해요. 방송이 자기 마음대로 안 가면 늘 전화해요.</w:t>
+      </w:r>
+    </w:p>
+    <w:p>
+      <w:pPr>
+        <w:pStyle w:val="BodyText"/>
+      </w:pPr>
+      <w:r>
+        <w:t xml:space="preserve">디마: 댓글에 「관리팀」이 써요: 「기술적인 이유로 방송이 중단됩니다」.</w:t>
+      </w:r>
+    </w:p>
+    <w:p>
+      <w:pPr>
+        <w:pStyle w:val="BodyText"/>
+      </w:pPr>
+      <w:r>
+        <w:t xml:space="preserve">크리스티나: 관리팀… 얘들아, 시작했으니 끝까지 솔직하게 할게. 채널은 내 게 아니야.</w:t>
+      </w:r>
+    </w:p>
+    <w:p>
+      <w:pPr>
+        <w:pStyle w:val="BodyText"/>
+      </w:pPr>
+      <w:r>
+        <w:t xml:space="preserve">알렉세이: 당신 게 아니라니요? 무슨 뜻인지 설명해 줄래요?</w:t>
+      </w:r>
+    </w:p>
+    <w:p>
+      <w:pPr>
+        <w:pStyle w:val="BodyText"/>
+      </w:pPr>
+      <w:r>
+        <w:t xml:space="preserve">크리스티나: 아르투르의 채널이에요. 그가 만들었고, 광고비를 내고, 「관리팀」 이름으로 게시물을 써요. 난 그냥 얼굴, 손톱 예쁜 아가씨예요. 판매마다 퍼센트를 받는 게 다예요.</w:t>
+      </w:r>
+    </w:p>
+    <w:p>
+      <w:pPr>
+        <w:pStyle w:val="BodyText"/>
+      </w:pPr>
+      <w:r>
+        <w:t xml:space="preserve">코르닐로바: 그러니까 판매에서 떼는 퍼센트네요.</w:t>
+      </w:r>
+    </w:p>
+    <w:p>
+      <w:pPr>
+        <w:pStyle w:val="BodyText"/>
+      </w:pPr>
+      <w:r>
+        <w:t xml:space="preserve">크리스티나: 네, 판매에서요. 선생님 말대로라면 그게 리베이트죠, 다만 거꾸로 의사가 아니라 나한테.</w:t>
+      </w:r>
+    </w:p>
+    <w:p>
+      <w:pPr>
+        <w:pStyle w:val="BodyText"/>
+      </w:pPr>
+      <w:r>
+        <w:t xml:space="preserve">디마: 시청자가 벌써 1만 2천이에요. 채널 전체가 여기 있는 거예요.</w:t>
+      </w:r>
+    </w:p>
+    <w:p>
+      <w:pPr>
+        <w:pStyle w:val="BodyText"/>
+      </w:pPr>
+      <w:r>
+        <w:t xml:space="preserve">크리스티나: 또 전화해요. 내일 채널이 어떻게 될지 모르지만, 오늘 무슨 말을 해야 하는지는 알아요.</w:t>
+      </w:r>
+    </w:p>
+    <w:p>
+      <w:pPr>
+        <w:pStyle w:val="BodyText"/>
+      </w:pPr>
+      <w:r>
+        <w:t xml:space="preserve">알렉세이: 무슨 말을 하고 싶은데요?</w:t>
+      </w:r>
+    </w:p>
+    <w:p>
+      <w:pPr>
+        <w:pStyle w:val="BodyText"/>
+      </w:pPr>
+      <w:r>
+        <w:t xml:space="preserve">크리스티나: 주사를 놓는다면 번호를 기억해, 내 번호 말고 저 사람들 번호. 하얀 점을 보면 바로 전화해. 아침을 기다리지 마. 마사지하지 마. 내가 틀렸어, 얘들아, 꼬박 3년 동안 잘못 가르쳤어. 미안해.</w:t>
+      </w:r>
+    </w:p>
+    <w:p>
+      <w:pPr>
+        <w:pStyle w:val="BodyText"/>
+      </w:pPr>
+      <w:r>
+        <w:t xml:space="preserve">코르닐로바: 고마워요. 그 말을 위해서라면 오늘 저녁 여기 올 가치가 있었어요.</w:t>
+      </w:r>
+    </w:p>
+    <w:p>
+      <w:pPr>
+        <w:pStyle w:val="BodyText"/>
+      </w:pPr>
+      <w:r>
+        <w:t xml:space="preserve">디마: 방송이… 방송이 끊겼어요. 화면에 「관리자가 방송을 종료했습니다」라고 나와요.</w:t>
+      </w:r>
+    </w:p>
+    <w:p>
+      <w:pPr>
+        <w:pStyle w:val="BodyText"/>
+      </w:pPr>
+      <w:r>
+        <w:t xml:space="preserve">크리스티나: 그가 자기 폰에서 껐어요. 언제든 그럴 수 있어요.</w:t>
+      </w:r>
+    </w:p>
+    <w:p>
+      <w:pPr>
+        <w:pStyle w:val="BodyText"/>
+      </w:pPr>
+      <w:r>
+        <w:t xml:space="preserve">알렉세이: 몇 명이나 방송을 봤어요?</w:t>
+      </w:r>
+    </w:p>
+    <w:p>
+      <w:pPr>
+        <w:pStyle w:val="BodyText"/>
+      </w:pPr>
+      <w:r>
+        <w:t xml:space="preserve">디마: 최고 1만 2,400명이고, 마지막 말은 모두가 봤어요.</w:t>
+      </w:r>
+    </w:p>
+    <w:p>
+      <w:pPr>
+        <w:pStyle w:val="BodyText"/>
+      </w:pPr>
+      <w:r>
+        <w:t xml:space="preserve">크리스티나: 비밀번호… 지금 비밀번호를 바꾸고 있어서 채널에서 벌써 튕겨 나갔어요. 직접 봐요: 「비밀번호가 틀렸습니다」. 3년 동안 매일 운영한 채널을 1분 만에 닫아 버렸어요.</w:t>
+      </w:r>
+    </w:p>
+    <w:p>
+      <w:pPr>
+        <w:pStyle w:val="BodyText"/>
+      </w:pPr>
+      <w:r>
+        <w:t xml:space="preserve">코르닐로바: 크리스티나, 앉아서 물 좀 마셔요. 손이 떨려요.</w:t>
+      </w:r>
+    </w:p>
+    <w:p>
+      <w:pPr>
+        <w:pStyle w:val="BodyText"/>
+      </w:pPr>
+      <w:r>
+        <w:t xml:space="preserve">크리스티나: 3년 동안 그건 내 목소리였어요. 채널은 그의 것이었지만 목소리는 내 거였어요. 매일 아침 얘들한테 인사하고, 질문에 답하고, 사진 보고 기뻐했어요. 그런데 이젠 비밀번호조차 없어요.</w:t>
+      </w:r>
+    </w:p>
+    <w:p>
+      <w:pPr>
+        <w:pStyle w:val="BodyText"/>
+      </w:pPr>
+      <w:r>
+        <w:t xml:space="preserve">알렉세이: 목소리는 당신 거예요. 채널은 아니고요. 그 둘은 다른 거고, 그걸 아는 게 중요해요.</w:t>
+      </w:r>
+    </w:p>
+    <w:p>
+      <w:pPr>
+        <w:pStyle w:val="BodyText"/>
+      </w:pPr>
+      <w:r>
+        <w:t xml:space="preserve">크리스티나: 말은 예쁘게 하시네요. 당신은 쉽죠, 스무 명이랑 문 위의 판지가 있으니까.</w:t>
+      </w:r>
+    </w:p>
+    <w:p>
+      <w:pPr>
+        <w:pStyle w:val="BodyText"/>
+      </w:pPr>
+      <w:r>
+        <w:t xml:space="preserve">알렉세이: 지금은 쉽죠. 하지만 3년 전엔 셋이었고 마이너스 1,400만이었어요.</w:t>
       </w:r>
     </w:p>
     <w:bookmarkEnd w:id="36"/>
@@ -4803,31 +4803,31 @@
         <w:pStyle w:val="FirstParagraph"/>
       </w:pPr>
       <w:r>
-        <w:t xml:space="preserve">디마: 크리스티나, 우린 아무것도 녹화 안 했어요. 약속대로.</w:t>
-      </w:r>
-    </w:p>
-    <w:p>
-      <w:pPr>
-        <w:pStyle w:val="BodyText"/>
-      </w:pPr>
-      <w:r>
-        <w:t xml:space="preserve">크리스티나: 알아요. 내가 했어요. 직접. 두 번째 폰으로. 방송 전체를.</w:t>
-      </w:r>
-    </w:p>
-    <w:p>
-      <w:pPr>
-        <w:pStyle w:val="BodyText"/>
-      </w:pPr>
-      <w:r>
-        <w:t xml:space="preserve">알렉세이: 왜요?</w:t>
-      </w:r>
-    </w:p>
-    <w:p>
-      <w:pPr>
-        <w:pStyle w:val="BodyText"/>
-      </w:pPr>
-      <w:r>
-        <w:t xml:space="preserve">크리스티나: 그가 끌 걸 알았으니까요. 마음에 안 들면 늘 꺼요.</w:t>
+        <w:t xml:space="preserve">디마: 크리스티나, 약속대로 우린 아무것도 녹화 안 했어요.</w:t>
+      </w:r>
+    </w:p>
+    <w:p>
+      <w:pPr>
+        <w:pStyle w:val="BodyText"/>
+      </w:pPr>
+      <w:r>
+        <w:t xml:space="preserve">크리스티나: 알아요. 대신 내가 직접 두 번째 폰으로 방송 전체를 처음부터 끝까지 녹화했어요.</w:t>
+      </w:r>
+    </w:p>
+    <w:p>
+      <w:pPr>
+        <w:pStyle w:val="BodyText"/>
+      </w:pPr>
+      <w:r>
+        <w:t xml:space="preserve">알렉세이: 왜 그렇게 했어요?</w:t>
+      </w:r>
+    </w:p>
+    <w:p>
+      <w:pPr>
+        <w:pStyle w:val="BodyText"/>
+      </w:pPr>
+      <w:r>
+        <w:t xml:space="preserve">크리스티나: 그가 끌 걸 알았으니까요. 뭔가 마음에 안 들면 늘 꺼요.</w:t>
       </w:r>
     </w:p>
     <w:p>
@@ -4843,15 +4843,15 @@
         <w:pStyle w:val="BodyText"/>
       </w:pPr>
       <w:r>
-        <w:t xml:space="preserve">크리스티나: 아직은 아무것도. 아직은 내 거예요. 이제 나한테 남은 유일한 거예요.</w:t>
-      </w:r>
-    </w:p>
-    <w:p>
-      <w:pPr>
-        <w:pStyle w:val="BodyText"/>
-      </w:pPr>
-      <w:r>
-        <w:t xml:space="preserve">알렉세이: 좋아요. 우린 아무것도 부탁하지 않아요. 녹화도, 이름도. 상담선은 열려 있어요. 그게 전부예요.</w:t>
+        <w:t xml:space="preserve">크리스티나: 아직은 아무것도요, 아직은 그냥 내 거예요. 이제 나한테 남은 유일한 거예요.</w:t>
+      </w:r>
+    </w:p>
+    <w:p>
+      <w:pPr>
+        <w:pStyle w:val="BodyText"/>
+      </w:pPr>
+      <w:r>
+        <w:t xml:space="preserve">알렉세이: 좋아요. 우린 녹화도 이름도 아무것도 부탁하지 않아요. 상담선은 열려 있고, 그게 전부예요.</w:t>
       </w:r>
     </w:p>
     <w:p>
@@ -4867,55 +4867,55 @@
         <w:pStyle w:val="BodyText"/>
       </w:pPr>
       <w:r>
-        <w:t xml:space="preserve">알렉세이: 우리에게 필요한 건 방송에서 이미 다 말해졌으니까요. 당신이.</w:t>
-      </w:r>
-    </w:p>
-    <w:p>
-      <w:pPr>
-        <w:pStyle w:val="BodyText"/>
-      </w:pPr>
-      <w:r>
-        <w:t xml:space="preserve">크리스티나: 아르투르가 써요. 「후회할 거야」. 두 마디.</w:t>
-      </w:r>
-    </w:p>
-    <w:p>
-      <w:pPr>
-        <w:pStyle w:val="BodyText"/>
-      </w:pPr>
-      <w:r>
-        <w:t xml:space="preserve">디마: 저장해요. 지우지 마요. 답하지도 마요.</w:t>
-      </w:r>
-    </w:p>
-    <w:p>
-      <w:pPr>
-        <w:pStyle w:val="BodyText"/>
-      </w:pPr>
-      <w:r>
-        <w:t xml:space="preserve">크리스티나: 안 할게요. 생각해야 해요. 혼자. 가 주세요, 제발.</w:t>
-      </w:r>
-    </w:p>
-    <w:p>
-      <w:pPr>
-        <w:pStyle w:val="BodyText"/>
-      </w:pPr>
-      <w:r>
-        <w:t xml:space="preserve">코르닐로바: 갈게요. 번호 있죠. 내 개인 번호도 — 여기, 테이블에.</w:t>
-      </w:r>
-    </w:p>
-    <w:p>
-      <w:pPr>
-        <w:pStyle w:val="BodyText"/>
-      </w:pPr>
-      <w:r>
-        <w:t xml:space="preserve">크리스티나: 선생님… 알료나가 썼어요. 선생님께 가고 싶대요. 놓는 법 말고 보는 법을 배우러.</w:t>
-      </w:r>
-    </w:p>
-    <w:p>
-      <w:pPr>
-        <w:pStyle w:val="BodyText"/>
-      </w:pPr>
-      <w:r>
-        <w:t xml:space="preserve">코르닐로바: 오라고 해요. 월요일 아침 8시. 전해요: 늦으면 안 들여보낸다고.</w:t>
+        <w:t xml:space="preserve">알렉세이: 우리에게 필요했던 건 이미 방송에서 다 나왔으니까요. 당신이 말했죠.</w:t>
+      </w:r>
+    </w:p>
+    <w:p>
+      <w:pPr>
+        <w:pStyle w:val="BodyText"/>
+      </w:pPr>
+      <w:r>
+        <w:t xml:space="preserve">크리스티나: 아르투르가 써요: 「후회할 거야」. 딱 두 마디예요.</w:t>
+      </w:r>
+    </w:p>
+    <w:p>
+      <w:pPr>
+        <w:pStyle w:val="BodyText"/>
+      </w:pPr>
+      <w:r>
+        <w:t xml:space="preserve">디마: 그 메시지 저장하고 지우지 마요. 그리고 제발 아무 답도 하지 마요.</w:t>
+      </w:r>
+    </w:p>
+    <w:p>
+      <w:pPr>
+        <w:pStyle w:val="BodyText"/>
+      </w:pPr>
+      <w:r>
+        <w:t xml:space="preserve">크리스티나: 안 할게요. 혼자 생각해야 하니까 이제 가 주세요, 제발.</w:t>
+      </w:r>
+    </w:p>
+    <w:p>
+      <w:pPr>
+        <w:pStyle w:val="BodyText"/>
+      </w:pPr>
+      <w:r>
+        <w:t xml:space="preserve">코르닐로바: 갈게요. 상담선 번호는 있죠. 내 개인 번호는 여기 테이블에 두고 갈게요.</w:t>
+      </w:r>
+    </w:p>
+    <w:p>
+      <w:pPr>
+        <w:pStyle w:val="BodyText"/>
+      </w:pPr>
+      <w:r>
+        <w:t xml:space="preserve">크리스티나: 선생님… 알료나가 선생님께 가서 놓는 법이 아니라 보는 법을 배우고 싶대요.</w:t>
+      </w:r>
+    </w:p>
+    <w:p>
+      <w:pPr>
+        <w:pStyle w:val="BodyText"/>
+      </w:pPr>
+      <w:r>
+        <w:t xml:space="preserve">코르닐로바: 월요일 아침 8시에 오라고 해요. 그리고 늦으면 안 들여보낸다고 전해요.</w:t>
       </w:r>
     </w:p>
     <w:bookmarkEnd w:id="37"/>
